--- a/zht/docx/038.content.docx
+++ b/zht/docx/038.content.docx
@@ -19,7 +19,7 @@
         <w:rPr>
           <w:lang w:val="zh_TW" w:bidi="zh_TW"/>
         </w:rPr>
-        <w:t>Resource: Tyndale Open Study Notes</w:t>
+        <w:t>Resource: Aquifer Open Study Notes (Profiles)</w:t>
       </w:r>
       <w:r>
         <w:rPr>
@@ -112,7 +112,7 @@
         <w:rPr>
           <w:lang w:val="zh_TW" w:bidi="zh_TW"/>
         </w:rPr>
-        <w:t>Tyndale Open Study Notes</w:t>
+        <w:t>Aquifer Open Study Notes (Profiles)</w:t>
       </w:r>
     </w:p>
     <w:p>

--- a/zht/docx/038.content.docx
+++ b/zht/docx/038.content.docx
@@ -247,198 +247,132 @@
         </w:rPr>
         <w:t>約翰和他的兄弟雅各是耶穌最親近的跟從者之一（</w:t>
       </w:r>
-      <w:hyperlink r:id="rId13">
-        <w:r>
-          <w:rPr>
-            <w:lang w:val="zh_TW" w:bidi="zh_TW"/>
-          </w:rPr>
-          <w:rPr>
-            <w:color w:val="0000EE"/>
-            <w:u w:val="single"/>
-          </w:rPr>
-          <w:t>可5:37</w:t>
-        </w:r>
-      </w:hyperlink>
+      <w:r>
+        <w:rPr>
+          <w:lang w:val="zh_TW" w:bidi="zh_TW"/>
+        </w:rPr>
+        <w:t>可5:37</w:t>
+      </w:r>
       <w:r>
         <w:rPr>
           <w:lang w:val="zh_TW" w:bidi="zh_TW"/>
         </w:rPr>
         <w:t>，</w:t>
       </w:r>
-      <w:hyperlink r:id="rId14">
-        <w:r>
-          <w:rPr>
-            <w:lang w:val="zh_TW" w:bidi="zh_TW"/>
-          </w:rPr>
-          <w:rPr>
-            <w:color w:val="0000EE"/>
-            <w:u w:val="single"/>
-          </w:rPr>
-          <w:t>9:2</w:t>
-        </w:r>
-      </w:hyperlink>
+      <w:r>
+        <w:rPr>
+          <w:lang w:val="zh_TW" w:bidi="zh_TW"/>
+        </w:rPr>
+        <w:t>9:2</w:t>
+      </w:r>
       <w:r>
         <w:rPr>
           <w:lang w:val="zh_TW" w:bidi="zh_TW"/>
         </w:rPr>
         <w:t>，</w:t>
       </w:r>
-      <w:hyperlink r:id="rId15">
-        <w:r>
-          <w:rPr>
-            <w:lang w:val="zh_TW" w:bidi="zh_TW"/>
-          </w:rPr>
-          <w:rPr>
-            <w:color w:val="0000EE"/>
-            <w:u w:val="single"/>
-          </w:rPr>
-          <w:t>13:3</w:t>
-        </w:r>
-      </w:hyperlink>
+      <w:r>
+        <w:rPr>
+          <w:lang w:val="zh_TW" w:bidi="zh_TW"/>
+        </w:rPr>
+        <w:t>13:3</w:t>
+      </w:r>
       <w:r>
         <w:rPr>
           <w:lang w:val="zh_TW" w:bidi="zh_TW"/>
         </w:rPr>
         <w:t>，</w:t>
       </w:r>
-      <w:hyperlink r:id="rId16">
-        <w:r>
-          <w:rPr>
-            <w:lang w:val="zh_TW" w:bidi="zh_TW"/>
-          </w:rPr>
-          <w:rPr>
-            <w:color w:val="0000EE"/>
-            <w:u w:val="single"/>
-          </w:rPr>
-          <w:t>14:33</w:t>
-        </w:r>
-      </w:hyperlink>
+      <w:r>
+        <w:rPr>
+          <w:lang w:val="zh_TW" w:bidi="zh_TW"/>
+        </w:rPr>
+        <w:t>14:33</w:t>
+      </w:r>
       <w:r>
         <w:rPr>
           <w:lang w:val="zh_TW" w:bidi="zh_TW"/>
         </w:rPr>
         <w:t>）。他們的母親撒羅米可能是馬利亞的姐妹，而馬利亞是耶穌的母親（參</w:t>
       </w:r>
-      <w:hyperlink r:id="rId17">
-        <w:r>
-          <w:rPr>
-            <w:lang w:val="zh_TW" w:bidi="zh_TW"/>
-          </w:rPr>
-          <w:rPr>
-            <w:color w:val="0000EE"/>
-            <w:u w:val="single"/>
-          </w:rPr>
-          <w:t>太27:56</w:t>
-        </w:r>
-      </w:hyperlink>
+      <w:r>
+        <w:rPr>
+          <w:lang w:val="zh_TW" w:bidi="zh_TW"/>
+        </w:rPr>
+        <w:t>太27:56</w:t>
+      </w:r>
       <w:r>
         <w:rPr>
           <w:lang w:val="zh_TW" w:bidi="zh_TW"/>
         </w:rPr>
         <w:t>；</w:t>
       </w:r>
-      <w:hyperlink r:id="rId18">
-        <w:r>
-          <w:rPr>
-            <w:lang w:val="zh_TW" w:bidi="zh_TW"/>
-          </w:rPr>
-          <w:rPr>
-            <w:color w:val="0000EE"/>
-            <w:u w:val="single"/>
-          </w:rPr>
-          <w:t>可15:40</w:t>
-        </w:r>
-      </w:hyperlink>
+      <w:r>
+        <w:rPr>
+          <w:lang w:val="zh_TW" w:bidi="zh_TW"/>
+        </w:rPr>
+        <w:t>可15:40</w:t>
+      </w:r>
       <w:r>
         <w:rPr>
           <w:lang w:val="zh_TW" w:bidi="zh_TW"/>
         </w:rPr>
         <w:t>，</w:t>
       </w:r>
-      <w:hyperlink r:id="rId19">
-        <w:r>
-          <w:rPr>
-            <w:lang w:val="zh_TW" w:bidi="zh_TW"/>
-          </w:rPr>
-          <w:rPr>
-            <w:color w:val="0000EE"/>
-            <w:u w:val="single"/>
-          </w:rPr>
-          <w:t>16:1</w:t>
-        </w:r>
-      </w:hyperlink>
+      <w:r>
+        <w:rPr>
+          <w:lang w:val="zh_TW" w:bidi="zh_TW"/>
+        </w:rPr>
+        <w:t>16:1</w:t>
+      </w:r>
       <w:r>
         <w:rPr>
           <w:lang w:val="zh_TW" w:bidi="zh_TW"/>
         </w:rPr>
         <w:t>；</w:t>
       </w:r>
-      <w:hyperlink r:id="rId20">
-        <w:r>
-          <w:rPr>
-            <w:lang w:val="zh_TW" w:bidi="zh_TW"/>
-          </w:rPr>
-          <w:rPr>
-            <w:color w:val="0000EE"/>
-            <w:u w:val="single"/>
-          </w:rPr>
-          <w:t>約19:25</w:t>
-        </w:r>
-      </w:hyperlink>
+      <w:r>
+        <w:rPr>
+          <w:lang w:val="zh_TW" w:bidi="zh_TW"/>
+        </w:rPr>
+        <w:t>約19:25</w:t>
+      </w:r>
       <w:r>
         <w:rPr>
           <w:lang w:val="zh_TW" w:bidi="zh_TW"/>
         </w:rPr>
         <w:t>）。約翰的名字通常出現在雅各之後，這表明約翰年紀較小。雅各和約翰像他們的父親一樣是漁夫（</w:t>
       </w:r>
-      <w:hyperlink r:id="rId21">
-        <w:r>
-          <w:rPr>
-            <w:lang w:val="zh_TW" w:bidi="zh_TW"/>
-          </w:rPr>
-          <w:rPr>
-            <w:color w:val="0000EE"/>
-            <w:u w:val="single"/>
-          </w:rPr>
-          <w:t>太4:21</w:t>
-        </w:r>
-      </w:hyperlink>
+      <w:r>
+        <w:rPr>
+          <w:lang w:val="zh_TW" w:bidi="zh_TW"/>
+        </w:rPr>
+        <w:t>太4:21</w:t>
+      </w:r>
       <w:r>
         <w:rPr>
           <w:lang w:val="zh_TW" w:bidi="zh_TW"/>
         </w:rPr>
         <w:t>；</w:t>
       </w:r>
-      <w:hyperlink r:id="rId22">
-        <w:r>
-          <w:rPr>
-            <w:lang w:val="zh_TW" w:bidi="zh_TW"/>
-          </w:rPr>
-          <w:rPr>
-            <w:color w:val="0000EE"/>
-            <w:u w:val="single"/>
-          </w:rPr>
-          <w:t>可1:19</w:t>
-        </w:r>
-      </w:hyperlink>
+      <w:r>
+        <w:rPr>
+          <w:lang w:val="zh_TW" w:bidi="zh_TW"/>
+        </w:rPr>
+        <w:t>可1:19</w:t>
+      </w:r>
       <w:r>
         <w:rPr>
           <w:lang w:val="zh_TW" w:bidi="zh_TW"/>
         </w:rPr>
         <w:t>）。他們與彼得和安得烈一起捕魚，彼得和安得烈是另一對成為門徒的兄弟（</w:t>
       </w:r>
-      <w:hyperlink r:id="rId23">
-        <w:r>
-          <w:rPr>
-            <w:lang w:val="zh_TW" w:bidi="zh_TW"/>
-          </w:rPr>
-          <w:rPr>
-            <w:color w:val="0000EE"/>
-            <w:u w:val="single"/>
-          </w:rPr>
-          <w:t>路5:8–10</w:t>
-        </w:r>
-      </w:hyperlink>
+      <w:r>
+        <w:rPr>
+          <w:lang w:val="zh_TW" w:bidi="zh_TW"/>
+        </w:rPr>
+        <w:t>路5:8–10</w:t>
+      </w:r>
       <w:r>
         <w:rPr>
           <w:lang w:val="zh_TW" w:bidi="zh_TW"/>
@@ -459,162 +393,108 @@
         </w:rPr>
         <w:t>他們是耶穌呼召的第一批門徒，他們撇下一切跟隨耶穌（</w:t>
       </w:r>
-      <w:hyperlink r:id="rId24">
-        <w:r>
-          <w:rPr>
-            <w:lang w:val="zh_TW" w:bidi="zh_TW"/>
-          </w:rPr>
-          <w:rPr>
-            <w:color w:val="0000EE"/>
-            <w:u w:val="single"/>
-          </w:rPr>
-          <w:t>太4:22</w:t>
-        </w:r>
-      </w:hyperlink>
+      <w:r>
+        <w:rPr>
+          <w:lang w:val="zh_TW" w:bidi="zh_TW"/>
+        </w:rPr>
+        <w:t>太4:22</w:t>
+      </w:r>
       <w:r>
         <w:rPr>
           <w:lang w:val="zh_TW" w:bidi="zh_TW"/>
         </w:rPr>
         <w:t>；</w:t>
       </w:r>
-      <w:hyperlink r:id="rId25">
-        <w:r>
-          <w:rPr>
-            <w:lang w:val="zh_TW" w:bidi="zh_TW"/>
-          </w:rPr>
-          <w:rPr>
-            <w:color w:val="0000EE"/>
-            <w:u w:val="single"/>
-          </w:rPr>
-          <w:t>可1:20</w:t>
-        </w:r>
-      </w:hyperlink>
+      <w:r>
+        <w:rPr>
+          <w:lang w:val="zh_TW" w:bidi="zh_TW"/>
+        </w:rPr>
+        <w:t>可1:20</w:t>
+      </w:r>
       <w:r>
         <w:rPr>
           <w:lang w:val="zh_TW" w:bidi="zh_TW"/>
         </w:rPr>
         <w:t>；</w:t>
       </w:r>
-      <w:hyperlink r:id="rId26">
-        <w:r>
-          <w:rPr>
-            <w:lang w:val="zh_TW" w:bidi="zh_TW"/>
-          </w:rPr>
-          <w:rPr>
-            <w:color w:val="0000EE"/>
-            <w:u w:val="single"/>
-          </w:rPr>
-          <w:t>路5:11</w:t>
-        </w:r>
-      </w:hyperlink>
+      <w:r>
+        <w:rPr>
+          <w:lang w:val="zh_TW" w:bidi="zh_TW"/>
+        </w:rPr>
+        <w:t>路5:11</w:t>
+      </w:r>
       <w:r>
         <w:rPr>
           <w:lang w:val="zh_TW" w:bidi="zh_TW"/>
         </w:rPr>
         <w:t>；參</w:t>
       </w:r>
-      <w:hyperlink r:id="rId27">
-        <w:r>
-          <w:rPr>
-            <w:lang w:val="zh_TW" w:bidi="zh_TW"/>
-          </w:rPr>
-          <w:rPr>
-            <w:color w:val="0000EE"/>
-            <w:u w:val="single"/>
-          </w:rPr>
-          <w:t>約1:35–40</w:t>
-        </w:r>
-      </w:hyperlink>
+      <w:r>
+        <w:rPr>
+          <w:lang w:val="zh_TW" w:bidi="zh_TW"/>
+        </w:rPr>
+        <w:t>約1:35–40</w:t>
+      </w:r>
       <w:r>
         <w:rPr>
           <w:lang w:val="zh_TW" w:bidi="zh_TW"/>
         </w:rPr>
         <w:t>）。耶穌稱他們為「雷子」（</w:t>
       </w:r>
-      <w:hyperlink r:id="rId28">
-        <w:r>
-          <w:rPr>
-            <w:lang w:val="zh_TW" w:bidi="zh_TW"/>
-          </w:rPr>
-          <w:rPr>
-            <w:color w:val="0000EE"/>
-            <w:u w:val="single"/>
-          </w:rPr>
-          <w:t>可3:17</w:t>
-        </w:r>
-      </w:hyperlink>
+      <w:r>
+        <w:rPr>
+          <w:lang w:val="zh_TW" w:bidi="zh_TW"/>
+        </w:rPr>
+        <w:t>可3:17</w:t>
+      </w:r>
       <w:r>
         <w:rPr>
           <w:lang w:val="zh_TW" w:bidi="zh_TW"/>
         </w:rPr>
         <w:t>），可能意味著他們聲音洪亮或性情急躁（見</w:t>
       </w:r>
-      <w:hyperlink r:id="rId29">
-        <w:r>
-          <w:rPr>
-            <w:lang w:val="zh_TW" w:bidi="zh_TW"/>
-          </w:rPr>
-          <w:rPr>
-            <w:color w:val="0000EE"/>
-            <w:u w:val="single"/>
-          </w:rPr>
-          <w:t>路9:54</w:t>
-        </w:r>
-      </w:hyperlink>
+      <w:r>
+        <w:rPr>
+          <w:lang w:val="zh_TW" w:bidi="zh_TW"/>
+        </w:rPr>
+        <w:t>路9:54</w:t>
+      </w:r>
       <w:r>
         <w:rPr>
           <w:lang w:val="zh_TW" w:bidi="zh_TW"/>
         </w:rPr>
         <w:t>）。有一次，這對兄弟要求在未來的國裡坐在特殊的位置，使其他門徒惱怒（</w:t>
       </w:r>
-      <w:hyperlink r:id="rId30">
-        <w:r>
-          <w:rPr>
-            <w:lang w:val="zh_TW" w:bidi="zh_TW"/>
-          </w:rPr>
-          <w:rPr>
-            <w:color w:val="0000EE"/>
-            <w:u w:val="single"/>
-          </w:rPr>
-          <w:t>太20:20–28</w:t>
-        </w:r>
-      </w:hyperlink>
+      <w:r>
+        <w:rPr>
+          <w:lang w:val="zh_TW" w:bidi="zh_TW"/>
+        </w:rPr>
+        <w:t>太20:20–28</w:t>
+      </w:r>
       <w:r>
         <w:rPr>
           <w:lang w:val="zh_TW" w:bidi="zh_TW"/>
         </w:rPr>
         <w:t>；</w:t>
       </w:r>
-      <w:hyperlink r:id="rId31">
-        <w:r>
-          <w:rPr>
-            <w:lang w:val="zh_TW" w:bidi="zh_TW"/>
-          </w:rPr>
-          <w:rPr>
-            <w:color w:val="0000EE"/>
-            <w:u w:val="single"/>
-          </w:rPr>
-          <w:t>可10:35–45</w:t>
-        </w:r>
-      </w:hyperlink>
+      <w:r>
+        <w:rPr>
+          <w:lang w:val="zh_TW" w:bidi="zh_TW"/>
+        </w:rPr>
+        <w:t>可10:35–45</w:t>
+      </w:r>
       <w:r>
         <w:rPr>
           <w:lang w:val="zh_TW" w:bidi="zh_TW"/>
         </w:rPr>
         <w:t>；參</w:t>
       </w:r>
-      <w:hyperlink r:id="rId32">
-        <w:r>
-          <w:rPr>
-            <w:lang w:val="zh_TW" w:bidi="zh_TW"/>
-          </w:rPr>
-          <w:rPr>
-            <w:color w:val="0000EE"/>
-            <w:u w:val="single"/>
-          </w:rPr>
-          <w:t>路22:24–27</w:t>
-        </w:r>
-      </w:hyperlink>
+      <w:r>
+        <w:rPr>
+          <w:lang w:val="zh_TW" w:bidi="zh_TW"/>
+        </w:rPr>
+        <w:t>路22:24–27</w:t>
+      </w:r>
       <w:r>
         <w:rPr>
           <w:lang w:val="zh_TW" w:bidi="zh_TW"/>
@@ -635,108 +515,72 @@
         </w:rPr>
         <w:t>人們相信，約翰是約翰福音中未提及名字的「耶穌所愛的門徒」和「另一個門徒」（</w:t>
       </w:r>
-      <w:hyperlink r:id="rId33">
-        <w:r>
-          <w:rPr>
-            <w:lang w:val="zh_TW" w:bidi="zh_TW"/>
-          </w:rPr>
-          <w:rPr>
-            <w:color w:val="0000EE"/>
-            <w:u w:val="single"/>
-          </w:rPr>
-          <w:t>約13:23–25</w:t>
-        </w:r>
-      </w:hyperlink>
+      <w:r>
+        <w:rPr>
+          <w:lang w:val="zh_TW" w:bidi="zh_TW"/>
+        </w:rPr>
+        <w:t>約13:23–25</w:t>
+      </w:r>
       <w:r>
         <w:rPr>
           <w:lang w:val="zh_TW" w:bidi="zh_TW"/>
         </w:rPr>
         <w:t>，</w:t>
       </w:r>
-      <w:hyperlink r:id="rId34">
-        <w:r>
-          <w:rPr>
-            <w:lang w:val="zh_TW" w:bidi="zh_TW"/>
-          </w:rPr>
-          <w:rPr>
-            <w:color w:val="0000EE"/>
-            <w:u w:val="single"/>
-          </w:rPr>
-          <w:t>18:15–16</w:t>
-        </w:r>
-      </w:hyperlink>
+      <w:r>
+        <w:rPr>
+          <w:lang w:val="zh_TW" w:bidi="zh_TW"/>
+        </w:rPr>
+        <w:t>18:15–16</w:t>
+      </w:r>
       <w:r>
         <w:rPr>
           <w:lang w:val="zh_TW" w:bidi="zh_TW"/>
         </w:rPr>
         <w:t>，</w:t>
       </w:r>
-      <w:hyperlink r:id="rId35">
-        <w:r>
-          <w:rPr>
-            <w:lang w:val="zh_TW" w:bidi="zh_TW"/>
-          </w:rPr>
-          <w:rPr>
-            <w:color w:val="0000EE"/>
-            <w:u w:val="single"/>
-          </w:rPr>
-          <w:t>19:26–27</w:t>
-        </w:r>
-      </w:hyperlink>
+      <w:r>
+        <w:rPr>
+          <w:lang w:val="zh_TW" w:bidi="zh_TW"/>
+        </w:rPr>
+        <w:t>19:26–27</w:t>
+      </w:r>
       <w:r>
         <w:rPr>
           <w:lang w:val="zh_TW" w:bidi="zh_TW"/>
         </w:rPr>
         <w:t>，</w:t>
       </w:r>
-      <w:hyperlink r:id="rId36">
-        <w:r>
-          <w:rPr>
-            <w:lang w:val="zh_TW" w:bidi="zh_TW"/>
-          </w:rPr>
-          <w:rPr>
-            <w:color w:val="0000EE"/>
-            <w:u w:val="single"/>
-          </w:rPr>
-          <w:t>20:2–10</w:t>
-        </w:r>
-      </w:hyperlink>
+      <w:r>
+        <w:rPr>
+          <w:lang w:val="zh_TW" w:bidi="zh_TW"/>
+        </w:rPr>
+        <w:t>20:2–10</w:t>
+      </w:r>
       <w:r>
         <w:rPr>
           <w:lang w:val="zh_TW" w:bidi="zh_TW"/>
         </w:rPr>
         <w:t>，</w:t>
       </w:r>
-      <w:hyperlink r:id="rId37">
-        <w:r>
-          <w:rPr>
-            <w:lang w:val="zh_TW" w:bidi="zh_TW"/>
-          </w:rPr>
-          <w:rPr>
-            <w:color w:val="0000EE"/>
-            <w:u w:val="single"/>
-          </w:rPr>
-          <w:t>21:20–24</w:t>
-        </w:r>
-      </w:hyperlink>
+      <w:r>
+        <w:rPr>
+          <w:lang w:val="zh_TW" w:bidi="zh_TW"/>
+        </w:rPr>
+        <w:t>21:20–24</w:t>
+      </w:r>
       <w:r>
         <w:rPr>
           <w:lang w:val="zh_TW" w:bidi="zh_TW"/>
         </w:rPr>
         <w:t>）。他可能是跟隨施洗約翰那位未提及名字的門徒，與安得烈一起成為耶穌早期的跟隨者（</w:t>
       </w:r>
-      <w:hyperlink r:id="rId27">
-        <w:r>
-          <w:rPr>
-            <w:lang w:val="zh_TW" w:bidi="zh_TW"/>
-          </w:rPr>
-          <w:rPr>
-            <w:color w:val="0000EE"/>
-            <w:u w:val="single"/>
-          </w:rPr>
-          <w:t>約1:35–40</w:t>
-        </w:r>
-      </w:hyperlink>
+      <w:r>
+        <w:rPr>
+          <w:lang w:val="zh_TW" w:bidi="zh_TW"/>
+        </w:rPr>
+        <w:t>約1:35–40</w:t>
+      </w:r>
       <w:r>
         <w:rPr>
           <w:lang w:val="zh_TW" w:bidi="zh_TW"/>
@@ -757,72 +601,48 @@
         </w:rPr>
         <w:t>約翰的名字在使徒行傳中出現了三次。每次，他都與彼得一起工作（</w:t>
       </w:r>
-      <w:hyperlink r:id="rId38">
-        <w:r>
-          <w:rPr>
-            <w:lang w:val="zh_TW" w:bidi="zh_TW"/>
-          </w:rPr>
-          <w:rPr>
-            <w:color w:val="0000EE"/>
-            <w:u w:val="single"/>
-          </w:rPr>
-          <w:t>徒3:1–11</w:t>
-        </w:r>
-      </w:hyperlink>
+      <w:r>
+        <w:rPr>
+          <w:lang w:val="zh_TW" w:bidi="zh_TW"/>
+        </w:rPr>
+        <w:t>徒3:1–11</w:t>
+      </w:r>
       <w:r>
         <w:rPr>
           <w:lang w:val="zh_TW" w:bidi="zh_TW"/>
         </w:rPr>
         <w:t>，</w:t>
       </w:r>
-      <w:hyperlink r:id="rId39">
-        <w:r>
-          <w:rPr>
-            <w:lang w:val="zh_TW" w:bidi="zh_TW"/>
-          </w:rPr>
-          <w:rPr>
-            <w:color w:val="0000EE"/>
-            <w:u w:val="single"/>
-          </w:rPr>
-          <w:t>4:1–23</w:t>
-        </w:r>
-      </w:hyperlink>
+      <w:r>
+        <w:rPr>
+          <w:lang w:val="zh_TW" w:bidi="zh_TW"/>
+        </w:rPr>
+        <w:t>4:1–23</w:t>
+      </w:r>
       <w:r>
         <w:rPr>
           <w:lang w:val="zh_TW" w:bidi="zh_TW"/>
         </w:rPr>
         <w:t>，</w:t>
       </w:r>
-      <w:hyperlink r:id="rId40">
-        <w:r>
-          <w:rPr>
-            <w:lang w:val="zh_TW" w:bidi="zh_TW"/>
-          </w:rPr>
-          <w:rPr>
-            <w:color w:val="0000EE"/>
-            <w:u w:val="single"/>
-          </w:rPr>
-          <w:t>8:14–25</w:t>
-        </w:r>
-      </w:hyperlink>
+      <w:r>
+        <w:rPr>
+          <w:lang w:val="zh_TW" w:bidi="zh_TW"/>
+        </w:rPr>
+        <w:t>8:14–25</w:t>
+      </w:r>
       <w:r>
         <w:rPr>
           <w:lang w:val="zh_TW" w:bidi="zh_TW"/>
         </w:rPr>
         <w:t>）。保羅稱他為耶路撒冷教會的「柱石」之一（</w:t>
       </w:r>
-      <w:hyperlink r:id="rId41">
-        <w:r>
-          <w:rPr>
-            <w:lang w:val="zh_TW" w:bidi="zh_TW"/>
-          </w:rPr>
-          <w:rPr>
-            <w:color w:val="0000EE"/>
-            <w:u w:val="single"/>
-          </w:rPr>
-          <w:t>加2:9</w:t>
-        </w:r>
-      </w:hyperlink>
+      <w:r>
+        <w:rPr>
+          <w:lang w:val="zh_TW" w:bidi="zh_TW"/>
+        </w:rPr>
+        <w:t>加2:9</w:t>
+      </w:r>
       <w:r>
         <w:rPr>
           <w:lang w:val="zh_TW" w:bidi="zh_TW"/>
@@ -843,54 +663,36 @@
         </w:rPr>
         <w:t>約翰晚年最為人知的故事，是他搬到了以弗所。在那裡，他成為小亞細亞的監督。他活到高齡，在所有朋友中平安地離世。他所寫的福音書深刻描繪耶穌，而他的書信（</w:t>
       </w:r>
-      <w:hyperlink r:id="rId42">
-        <w:r>
-          <w:rPr>
-            <w:lang w:val="zh_TW" w:bidi="zh_TW"/>
-          </w:rPr>
-          <w:rPr>
-            <w:color w:val="0000EE"/>
-            <w:u w:val="single"/>
-          </w:rPr>
-          <w:t>約一</w:t>
-        </w:r>
-      </w:hyperlink>
+      <w:r>
+        <w:rPr>
+          <w:lang w:val="zh_TW" w:bidi="zh_TW"/>
+        </w:rPr>
+        <w:t>約一</w:t>
+      </w:r>
       <w:r>
         <w:rPr>
           <w:lang w:val="zh_TW" w:bidi="zh_TW"/>
         </w:rPr>
         <w:t>、</w:t>
       </w:r>
-      <w:hyperlink r:id="rId43">
-        <w:r>
-          <w:rPr>
-            <w:lang w:val="zh_TW" w:bidi="zh_TW"/>
-          </w:rPr>
-          <w:rPr>
-            <w:color w:val="0000EE"/>
-            <w:u w:val="single"/>
-          </w:rPr>
-          <w:t>約二</w:t>
-        </w:r>
-      </w:hyperlink>
+      <w:r>
+        <w:rPr>
+          <w:lang w:val="zh_TW" w:bidi="zh_TW"/>
+        </w:rPr>
+        <w:t>約二</w:t>
+      </w:r>
       <w:r>
         <w:rPr>
           <w:lang w:val="zh_TW" w:bidi="zh_TW"/>
         </w:rPr>
         <w:t>和</w:t>
       </w:r>
-      <w:hyperlink r:id="rId44">
-        <w:r>
-          <w:rPr>
-            <w:lang w:val="zh_TW" w:bidi="zh_TW"/>
-          </w:rPr>
-          <w:rPr>
-            <w:color w:val="0000EE"/>
-            <w:u w:val="single"/>
-          </w:rPr>
-          <w:t>約三</w:t>
-        </w:r>
-      </w:hyperlink>
+      <w:r>
+        <w:rPr>
+          <w:lang w:val="zh_TW" w:bidi="zh_TW"/>
+        </w:rPr>
+        <w:t>約三</w:t>
+      </w:r>
       <w:r>
         <w:rPr>
           <w:lang w:val="zh_TW" w:bidi="zh_TW"/>
@@ -920,594 +722,396 @@
           <w:lang w:val="zh_TW" w:bidi="zh_TW"/>
         </w:rPr>
       </w:r>
-      <w:hyperlink r:id="rId45">
-        <w:r>
-          <w:rPr>
-            <w:lang w:val="zh_TW" w:bidi="zh_TW"/>
-          </w:rPr>
-          <w:rPr>
-            <w:color w:val="0000EE"/>
-            <w:u w:val="single"/>
-          </w:rPr>
-          <w:t>太4:21–22</w:t>
-        </w:r>
-      </w:hyperlink>
+      <w:r>
+        <w:rPr>
+          <w:lang w:val="zh_TW" w:bidi="zh_TW"/>
+        </w:rPr>
+        <w:t>太4:21–22</w:t>
+      </w:r>
       <w:r>
         <w:rPr>
           <w:lang w:val="zh_TW" w:bidi="zh_TW"/>
         </w:rPr>
         <w:t>，</w:t>
       </w:r>
-      <w:hyperlink r:id="rId46">
-        <w:r>
-          <w:rPr>
-            <w:lang w:val="zh_TW" w:bidi="zh_TW"/>
-          </w:rPr>
-          <w:rPr>
-            <w:color w:val="0000EE"/>
-            <w:u w:val="single"/>
-          </w:rPr>
-          <w:t>10:2</w:t>
-        </w:r>
-      </w:hyperlink>
+      <w:r>
+        <w:rPr>
+          <w:lang w:val="zh_TW" w:bidi="zh_TW"/>
+        </w:rPr>
+        <w:t>10:2</w:t>
+      </w:r>
       <w:r>
         <w:rPr>
           <w:lang w:val="zh_TW" w:bidi="zh_TW"/>
         </w:rPr>
         <w:t>，</w:t>
       </w:r>
-      <w:hyperlink r:id="rId47">
-        <w:r>
-          <w:rPr>
-            <w:lang w:val="zh_TW" w:bidi="zh_TW"/>
-          </w:rPr>
-          <w:rPr>
-            <w:color w:val="0000EE"/>
-            <w:u w:val="single"/>
-          </w:rPr>
-          <w:t>17:1</w:t>
-        </w:r>
-      </w:hyperlink>
+      <w:r>
+        <w:rPr>
+          <w:lang w:val="zh_TW" w:bidi="zh_TW"/>
+        </w:rPr>
+        <w:t>17:1</w:t>
+      </w:r>
       <w:r>
         <w:rPr>
           <w:lang w:val="zh_TW" w:bidi="zh_TW"/>
         </w:rPr>
         <w:t>，</w:t>
       </w:r>
-      <w:hyperlink r:id="rId48">
-        <w:r>
-          <w:rPr>
-            <w:lang w:val="zh_TW" w:bidi="zh_TW"/>
-          </w:rPr>
-          <w:rPr>
-            <w:color w:val="0000EE"/>
-            <w:u w:val="single"/>
-          </w:rPr>
-          <w:t>20:20–24</w:t>
-        </w:r>
-      </w:hyperlink>
+      <w:r>
+        <w:rPr>
+          <w:lang w:val="zh_TW" w:bidi="zh_TW"/>
+        </w:rPr>
+        <w:t>20:20–24</w:t>
+      </w:r>
       <w:r>
         <w:rPr>
           <w:lang w:val="zh_TW" w:bidi="zh_TW"/>
         </w:rPr>
         <w:t>，</w:t>
       </w:r>
-      <w:hyperlink r:id="rId49">
-        <w:r>
-          <w:rPr>
-            <w:lang w:val="zh_TW" w:bidi="zh_TW"/>
-          </w:rPr>
-          <w:rPr>
-            <w:color w:val="0000EE"/>
-            <w:u w:val="single"/>
-          </w:rPr>
-          <w:t>26:37–46</w:t>
-        </w:r>
-      </w:hyperlink>
+      <w:r>
+        <w:rPr>
+          <w:lang w:val="zh_TW" w:bidi="zh_TW"/>
+        </w:rPr>
+        <w:t>26:37–46</w:t>
+      </w:r>
       <w:r>
         <w:rPr>
           <w:lang w:val="zh_TW" w:bidi="zh_TW"/>
         </w:rPr>
         <w:t>；</w:t>
       </w:r>
-      <w:hyperlink r:id="rId50">
-        <w:r>
-          <w:rPr>
-            <w:lang w:val="zh_TW" w:bidi="zh_TW"/>
-          </w:rPr>
-          <w:rPr>
-            <w:color w:val="0000EE"/>
-            <w:u w:val="single"/>
-          </w:rPr>
-          <w:t>可1:19–20</w:t>
-        </w:r>
-      </w:hyperlink>
+      <w:r>
+        <w:rPr>
+          <w:lang w:val="zh_TW" w:bidi="zh_TW"/>
+        </w:rPr>
+        <w:t>可1:19–20</w:t>
+      </w:r>
       <w:r>
         <w:rPr>
           <w:lang w:val="zh_TW" w:bidi="zh_TW"/>
         </w:rPr>
         <w:t>、</w:t>
       </w:r>
-      <w:hyperlink r:id="rId51">
-        <w:r>
-          <w:rPr>
-            <w:lang w:val="zh_TW" w:bidi="zh_TW"/>
-          </w:rPr>
-          <w:rPr>
-            <w:color w:val="0000EE"/>
-            <w:u w:val="single"/>
-          </w:rPr>
-          <w:t>29</w:t>
-        </w:r>
-      </w:hyperlink>
+      <w:r>
+        <w:rPr>
+          <w:lang w:val="zh_TW" w:bidi="zh_TW"/>
+        </w:rPr>
+        <w:t>29</w:t>
+      </w:r>
       <w:r>
         <w:rPr>
           <w:lang w:val="zh_TW" w:bidi="zh_TW"/>
         </w:rPr>
         <w:t>，</w:t>
       </w:r>
-      <w:hyperlink r:id="rId28">
-        <w:r>
-          <w:rPr>
-            <w:lang w:val="zh_TW" w:bidi="zh_TW"/>
-          </w:rPr>
-          <w:rPr>
-            <w:color w:val="0000EE"/>
-            <w:u w:val="single"/>
-          </w:rPr>
-          <w:t>3:17</w:t>
-        </w:r>
-      </w:hyperlink>
+      <w:r>
+        <w:rPr>
+          <w:lang w:val="zh_TW" w:bidi="zh_TW"/>
+        </w:rPr>
+        <w:t>3:17</w:t>
+      </w:r>
       <w:r>
         <w:rPr>
           <w:lang w:val="zh_TW" w:bidi="zh_TW"/>
         </w:rPr>
         <w:t>，</w:t>
       </w:r>
-      <w:hyperlink r:id="rId13">
-        <w:r>
-          <w:rPr>
-            <w:lang w:val="zh_TW" w:bidi="zh_TW"/>
-          </w:rPr>
-          <w:rPr>
-            <w:color w:val="0000EE"/>
-            <w:u w:val="single"/>
-          </w:rPr>
-          <w:t>5:37</w:t>
-        </w:r>
-      </w:hyperlink>
+      <w:r>
+        <w:rPr>
+          <w:lang w:val="zh_TW" w:bidi="zh_TW"/>
+        </w:rPr>
+        <w:t>5:37</w:t>
+      </w:r>
       <w:r>
         <w:rPr>
           <w:lang w:val="zh_TW" w:bidi="zh_TW"/>
         </w:rPr>
         <w:t>，</w:t>
       </w:r>
-      <w:hyperlink r:id="rId14">
-        <w:r>
-          <w:rPr>
-            <w:lang w:val="zh_TW" w:bidi="zh_TW"/>
-          </w:rPr>
-          <w:rPr>
-            <w:color w:val="0000EE"/>
-            <w:u w:val="single"/>
-          </w:rPr>
-          <w:t>9:2</w:t>
-        </w:r>
-      </w:hyperlink>
+      <w:r>
+        <w:rPr>
+          <w:lang w:val="zh_TW" w:bidi="zh_TW"/>
+        </w:rPr>
+        <w:t>9:2</w:t>
+      </w:r>
       <w:r>
         <w:rPr>
           <w:lang w:val="zh_TW" w:bidi="zh_TW"/>
         </w:rPr>
         <w:t>、</w:t>
       </w:r>
-      <w:hyperlink r:id="rId52">
-        <w:r>
-          <w:rPr>
-            <w:lang w:val="zh_TW" w:bidi="zh_TW"/>
-          </w:rPr>
-          <w:rPr>
-            <w:color w:val="0000EE"/>
-            <w:u w:val="single"/>
-          </w:rPr>
-          <w:t>38</w:t>
-        </w:r>
-      </w:hyperlink>
+      <w:r>
+        <w:rPr>
+          <w:lang w:val="zh_TW" w:bidi="zh_TW"/>
+        </w:rPr>
+        <w:t>38</w:t>
+      </w:r>
       <w:r>
         <w:rPr>
           <w:lang w:val="zh_TW" w:bidi="zh_TW"/>
         </w:rPr>
         <w:t>，</w:t>
       </w:r>
-      <w:hyperlink r:id="rId53">
-        <w:r>
-          <w:rPr>
-            <w:lang w:val="zh_TW" w:bidi="zh_TW"/>
-          </w:rPr>
-          <w:rPr>
-            <w:color w:val="0000EE"/>
-            <w:u w:val="single"/>
-          </w:rPr>
-          <w:t>10:35–41</w:t>
-        </w:r>
-      </w:hyperlink>
+      <w:r>
+        <w:rPr>
+          <w:lang w:val="zh_TW" w:bidi="zh_TW"/>
+        </w:rPr>
+        <w:t>10:35–41</w:t>
+      </w:r>
       <w:r>
         <w:rPr>
           <w:lang w:val="zh_TW" w:bidi="zh_TW"/>
         </w:rPr>
         <w:t>，</w:t>
       </w:r>
-      <w:hyperlink r:id="rId54">
-        <w:r>
-          <w:rPr>
-            <w:lang w:val="zh_TW" w:bidi="zh_TW"/>
-          </w:rPr>
-          <w:rPr>
-            <w:color w:val="0000EE"/>
-            <w:u w:val="single"/>
-          </w:rPr>
-          <w:t>13:3–4</w:t>
-        </w:r>
-      </w:hyperlink>
+      <w:r>
+        <w:rPr>
+          <w:lang w:val="zh_TW" w:bidi="zh_TW"/>
+        </w:rPr>
+        <w:t>13:3–4</w:t>
+      </w:r>
       <w:r>
         <w:rPr>
           <w:lang w:val="zh_TW" w:bidi="zh_TW"/>
         </w:rPr>
         <w:t>，</w:t>
       </w:r>
-      <w:hyperlink r:id="rId55">
-        <w:r>
-          <w:rPr>
-            <w:lang w:val="zh_TW" w:bidi="zh_TW"/>
-          </w:rPr>
-          <w:rPr>
-            <w:color w:val="0000EE"/>
-            <w:u w:val="single"/>
-          </w:rPr>
-          <w:t>14:33–42</w:t>
-        </w:r>
-      </w:hyperlink>
+      <w:r>
+        <w:rPr>
+          <w:lang w:val="zh_TW" w:bidi="zh_TW"/>
+        </w:rPr>
+        <w:t>14:33–42</w:t>
+      </w:r>
       <w:r>
         <w:rPr>
           <w:lang w:val="zh_TW" w:bidi="zh_TW"/>
         </w:rPr>
         <w:t>；</w:t>
       </w:r>
-      <w:hyperlink r:id="rId56">
-        <w:r>
-          <w:rPr>
-            <w:lang w:val="zh_TW" w:bidi="zh_TW"/>
-          </w:rPr>
-          <w:rPr>
-            <w:color w:val="0000EE"/>
-            <w:u w:val="single"/>
-          </w:rPr>
-          <w:t>路5:10</w:t>
-        </w:r>
-      </w:hyperlink>
+      <w:r>
+        <w:rPr>
+          <w:lang w:val="zh_TW" w:bidi="zh_TW"/>
+        </w:rPr>
+        <w:t>路5:10</w:t>
+      </w:r>
       <w:r>
         <w:rPr>
           <w:lang w:val="zh_TW" w:bidi="zh_TW"/>
         </w:rPr>
         <w:t>，</w:t>
       </w:r>
-      <w:hyperlink r:id="rId57">
-        <w:r>
-          <w:rPr>
-            <w:lang w:val="zh_TW" w:bidi="zh_TW"/>
-          </w:rPr>
-          <w:rPr>
-            <w:color w:val="0000EE"/>
-            <w:u w:val="single"/>
-          </w:rPr>
-          <w:t>6:14</w:t>
-        </w:r>
-      </w:hyperlink>
+      <w:r>
+        <w:rPr>
+          <w:lang w:val="zh_TW" w:bidi="zh_TW"/>
+        </w:rPr>
+        <w:t>6:14</w:t>
+      </w:r>
       <w:r>
         <w:rPr>
           <w:lang w:val="zh_TW" w:bidi="zh_TW"/>
         </w:rPr>
         <w:t>，</w:t>
       </w:r>
-      <w:hyperlink r:id="rId58">
-        <w:r>
-          <w:rPr>
-            <w:lang w:val="zh_TW" w:bidi="zh_TW"/>
-          </w:rPr>
-          <w:rPr>
-            <w:color w:val="0000EE"/>
-            <w:u w:val="single"/>
-          </w:rPr>
-          <w:t>8:51</w:t>
-        </w:r>
-      </w:hyperlink>
+      <w:r>
+        <w:rPr>
+          <w:lang w:val="zh_TW" w:bidi="zh_TW"/>
+        </w:rPr>
+        <w:t>8:51</w:t>
+      </w:r>
       <w:r>
         <w:rPr>
           <w:lang w:val="zh_TW" w:bidi="zh_TW"/>
         </w:rPr>
         <w:t>，</w:t>
       </w:r>
-      <w:hyperlink r:id="rId59">
-        <w:r>
-          <w:rPr>
-            <w:lang w:val="zh_TW" w:bidi="zh_TW"/>
-          </w:rPr>
-          <w:rPr>
-            <w:color w:val="0000EE"/>
-            <w:u w:val="single"/>
-          </w:rPr>
-          <w:t>9:28</w:t>
-        </w:r>
-      </w:hyperlink>
+      <w:r>
+        <w:rPr>
+          <w:lang w:val="zh_TW" w:bidi="zh_TW"/>
+        </w:rPr>
+        <w:t>9:28</w:t>
+      </w:r>
       <w:r>
         <w:rPr>
           <w:lang w:val="zh_TW" w:bidi="zh_TW"/>
         </w:rPr>
         <w:t>、</w:t>
       </w:r>
-      <w:hyperlink r:id="rId60">
-        <w:r>
-          <w:rPr>
-            <w:lang w:val="zh_TW" w:bidi="zh_TW"/>
-          </w:rPr>
-          <w:rPr>
-            <w:color w:val="0000EE"/>
-            <w:u w:val="single"/>
-          </w:rPr>
-          <w:t>49</w:t>
-        </w:r>
-      </w:hyperlink>
+      <w:r>
+        <w:rPr>
+          <w:lang w:val="zh_TW" w:bidi="zh_TW"/>
+        </w:rPr>
+        <w:t>49</w:t>
+      </w:r>
       <w:r>
         <w:rPr>
           <w:lang w:val="zh_TW" w:bidi="zh_TW"/>
         </w:rPr>
         <w:t>、</w:t>
       </w:r>
-      <w:hyperlink r:id="rId29">
-        <w:r>
-          <w:rPr>
-            <w:lang w:val="zh_TW" w:bidi="zh_TW"/>
-          </w:rPr>
-          <w:rPr>
-            <w:color w:val="0000EE"/>
-            <w:u w:val="single"/>
-          </w:rPr>
-          <w:t>54</w:t>
-        </w:r>
-      </w:hyperlink>
+      <w:r>
+        <w:rPr>
+          <w:lang w:val="zh_TW" w:bidi="zh_TW"/>
+        </w:rPr>
+        <w:t>54</w:t>
+      </w:r>
       <w:r>
         <w:rPr>
           <w:lang w:val="zh_TW" w:bidi="zh_TW"/>
         </w:rPr>
         <w:t>；</w:t>
       </w:r>
-      <w:hyperlink r:id="rId33">
-        <w:r>
-          <w:rPr>
-            <w:lang w:val="zh_TW" w:bidi="zh_TW"/>
-          </w:rPr>
-          <w:rPr>
-            <w:color w:val="0000EE"/>
-            <w:u w:val="single"/>
-          </w:rPr>
-          <w:t>約13:23–25</w:t>
-        </w:r>
-      </w:hyperlink>
+      <w:r>
+        <w:rPr>
+          <w:lang w:val="zh_TW" w:bidi="zh_TW"/>
+        </w:rPr>
+        <w:t>約13:23–25</w:t>
+      </w:r>
       <w:r>
         <w:rPr>
           <w:lang w:val="zh_TW" w:bidi="zh_TW"/>
         </w:rPr>
         <w:t>，</w:t>
       </w:r>
-      <w:hyperlink r:id="rId34">
-        <w:r>
-          <w:rPr>
-            <w:lang w:val="zh_TW" w:bidi="zh_TW"/>
-          </w:rPr>
-          <w:rPr>
-            <w:color w:val="0000EE"/>
-            <w:u w:val="single"/>
-          </w:rPr>
-          <w:t>18:15–16</w:t>
-        </w:r>
-      </w:hyperlink>
+      <w:r>
+        <w:rPr>
+          <w:lang w:val="zh_TW" w:bidi="zh_TW"/>
+        </w:rPr>
+        <w:t>18:15–16</w:t>
+      </w:r>
       <w:r>
         <w:rPr>
           <w:lang w:val="zh_TW" w:bidi="zh_TW"/>
         </w:rPr>
         <w:t>，</w:t>
       </w:r>
-      <w:hyperlink r:id="rId35">
-        <w:r>
-          <w:rPr>
-            <w:lang w:val="zh_TW" w:bidi="zh_TW"/>
-          </w:rPr>
-          <w:rPr>
-            <w:color w:val="0000EE"/>
-            <w:u w:val="single"/>
-          </w:rPr>
-          <w:t>19:26–27</w:t>
-        </w:r>
-      </w:hyperlink>
+      <w:r>
+        <w:rPr>
+          <w:lang w:val="zh_TW" w:bidi="zh_TW"/>
+        </w:rPr>
+        <w:t>19:26–27</w:t>
+      </w:r>
       <w:r>
         <w:rPr>
           <w:lang w:val="zh_TW" w:bidi="zh_TW"/>
         </w:rPr>
         <w:t>，</w:t>
       </w:r>
-      <w:hyperlink r:id="rId36">
-        <w:r>
-          <w:rPr>
-            <w:lang w:val="zh_TW" w:bidi="zh_TW"/>
-          </w:rPr>
-          <w:rPr>
-            <w:color w:val="0000EE"/>
-            <w:u w:val="single"/>
-          </w:rPr>
-          <w:t>20:2–10</w:t>
-        </w:r>
-      </w:hyperlink>
+      <w:r>
+        <w:rPr>
+          <w:lang w:val="zh_TW" w:bidi="zh_TW"/>
+        </w:rPr>
+        <w:t>20:2–10</w:t>
+      </w:r>
       <w:r>
         <w:rPr>
           <w:lang w:val="zh_TW" w:bidi="zh_TW"/>
         </w:rPr>
         <w:t>，</w:t>
       </w:r>
-      <w:hyperlink r:id="rId61">
-        <w:r>
-          <w:rPr>
-            <w:lang w:val="zh_TW" w:bidi="zh_TW"/>
-          </w:rPr>
-          <w:rPr>
-            <w:color w:val="0000EE"/>
-            <w:u w:val="single"/>
-          </w:rPr>
-          <w:t>21:2</w:t>
-        </w:r>
-      </w:hyperlink>
+      <w:r>
+        <w:rPr>
+          <w:lang w:val="zh_TW" w:bidi="zh_TW"/>
+        </w:rPr>
+        <w:t>21:2</w:t>
+      </w:r>
       <w:r>
         <w:rPr>
           <w:lang w:val="zh_TW" w:bidi="zh_TW"/>
         </w:rPr>
         <w:t>、</w:t>
       </w:r>
-      <w:hyperlink r:id="rId62">
-        <w:r>
-          <w:rPr>
-            <w:lang w:val="zh_TW" w:bidi="zh_TW"/>
-          </w:rPr>
-          <w:rPr>
-            <w:color w:val="0000EE"/>
-            <w:u w:val="single"/>
-          </w:rPr>
-          <w:t>7</w:t>
-        </w:r>
-      </w:hyperlink>
+      <w:r>
+        <w:rPr>
+          <w:lang w:val="zh_TW" w:bidi="zh_TW"/>
+        </w:rPr>
+        <w:t>7</w:t>
+      </w:r>
       <w:r>
         <w:rPr>
           <w:lang w:val="zh_TW" w:bidi="zh_TW"/>
         </w:rPr>
         <w:t>、</w:t>
       </w:r>
-      <w:hyperlink r:id="rId37">
-        <w:r>
-          <w:rPr>
-            <w:lang w:val="zh_TW" w:bidi="zh_TW"/>
-          </w:rPr>
-          <w:rPr>
-            <w:color w:val="0000EE"/>
-            <w:u w:val="single"/>
-          </w:rPr>
-          <w:t>20–24</w:t>
-        </w:r>
-      </w:hyperlink>
+      <w:r>
+        <w:rPr>
+          <w:lang w:val="zh_TW" w:bidi="zh_TW"/>
+        </w:rPr>
+        <w:t>20–24</w:t>
+      </w:r>
       <w:r>
         <w:rPr>
           <w:lang w:val="zh_TW" w:bidi="zh_TW"/>
         </w:rPr>
         <w:t>；</w:t>
       </w:r>
-      <w:hyperlink r:id="rId63">
-        <w:r>
-          <w:rPr>
-            <w:lang w:val="zh_TW" w:bidi="zh_TW"/>
-          </w:rPr>
-          <w:rPr>
-            <w:color w:val="0000EE"/>
-            <w:u w:val="single"/>
-          </w:rPr>
-          <w:t>徒1:13</w:t>
-        </w:r>
-      </w:hyperlink>
+      <w:r>
+        <w:rPr>
+          <w:lang w:val="zh_TW" w:bidi="zh_TW"/>
+        </w:rPr>
+        <w:t>徒1:13</w:t>
+      </w:r>
       <w:r>
         <w:rPr>
           <w:lang w:val="zh_TW" w:bidi="zh_TW"/>
         </w:rPr>
         <w:t>，</w:t>
       </w:r>
-      <w:hyperlink r:id="rId38">
-        <w:r>
-          <w:rPr>
-            <w:lang w:val="zh_TW" w:bidi="zh_TW"/>
-          </w:rPr>
-          <w:rPr>
-            <w:color w:val="0000EE"/>
-            <w:u w:val="single"/>
-          </w:rPr>
-          <w:t>3:1–11</w:t>
-        </w:r>
-      </w:hyperlink>
+      <w:r>
+        <w:rPr>
+          <w:lang w:val="zh_TW" w:bidi="zh_TW"/>
+        </w:rPr>
+        <w:t>3:1–11</w:t>
+      </w:r>
       <w:r>
         <w:rPr>
           <w:lang w:val="zh_TW" w:bidi="zh_TW"/>
         </w:rPr>
         <w:t>，</w:t>
       </w:r>
-      <w:hyperlink r:id="rId64">
-        <w:r>
-          <w:rPr>
-            <w:lang w:val="zh_TW" w:bidi="zh_TW"/>
-          </w:rPr>
-          <w:rPr>
-            <w:color w:val="0000EE"/>
-            <w:u w:val="single"/>
-          </w:rPr>
-          <w:t>4:1–22</w:t>
-        </w:r>
-      </w:hyperlink>
+      <w:r>
+        <w:rPr>
+          <w:lang w:val="zh_TW" w:bidi="zh_TW"/>
+        </w:rPr>
+        <w:t>4:1–22</w:t>
+      </w:r>
       <w:r>
         <w:rPr>
           <w:lang w:val="zh_TW" w:bidi="zh_TW"/>
         </w:rPr>
         <w:t>，</w:t>
       </w:r>
-      <w:hyperlink r:id="rId65">
-        <w:r>
-          <w:rPr>
-            <w:lang w:val="zh_TW" w:bidi="zh_TW"/>
-          </w:rPr>
-          <w:rPr>
-            <w:color w:val="0000EE"/>
-            <w:u w:val="single"/>
-          </w:rPr>
-          <w:t>5:17–42</w:t>
-        </w:r>
-      </w:hyperlink>
+      <w:r>
+        <w:rPr>
+          <w:lang w:val="zh_TW" w:bidi="zh_TW"/>
+        </w:rPr>
+        <w:t>5:17–42</w:t>
+      </w:r>
       <w:r>
         <w:rPr>
           <w:lang w:val="zh_TW" w:bidi="zh_TW"/>
         </w:rPr>
         <w:t>，</w:t>
       </w:r>
-      <w:hyperlink r:id="rId40">
-        <w:r>
-          <w:rPr>
-            <w:lang w:val="zh_TW" w:bidi="zh_TW"/>
-          </w:rPr>
-          <w:rPr>
-            <w:color w:val="0000EE"/>
-            <w:u w:val="single"/>
-          </w:rPr>
-          <w:t>8:14–25</w:t>
-        </w:r>
-      </w:hyperlink>
+      <w:r>
+        <w:rPr>
+          <w:lang w:val="zh_TW" w:bidi="zh_TW"/>
+        </w:rPr>
+        <w:t>8:14–25</w:t>
+      </w:r>
       <w:r>
         <w:rPr>
           <w:lang w:val="zh_TW" w:bidi="zh_TW"/>
         </w:rPr>
         <w:t>；</w:t>
       </w:r>
-      <w:hyperlink r:id="rId41">
-        <w:r>
-          <w:rPr>
-            <w:lang w:val="zh_TW" w:bidi="zh_TW"/>
-          </w:rPr>
-          <w:rPr>
-            <w:color w:val="0000EE"/>
-            <w:u w:val="single"/>
-          </w:rPr>
-          <w:t>加2:9</w:t>
-        </w:r>
-      </w:hyperlink>
+      <w:r>
+        <w:rPr>
+          <w:lang w:val="zh_TW" w:bidi="zh_TW"/>
+        </w:rPr>
+        <w:t>加2:9</w:t>
+      </w:r>
       <w:r>
         <w:rPr>
           <w:lang w:val="zh_TW" w:bidi="zh_TW"/>
@@ -1556,18 +1160,12 @@
         </w:rPr>
         <w:t>西門彼得是耶穌十二門徒（稱為使徒）中的主要領袖。在耶穌受難後，他成為耶路撒冷初期教會的主要發言人，他主要負責向猶太人傳揚耶穌基督的福音（</w:t>
       </w:r>
-      <w:hyperlink r:id="rId66">
-        <w:r>
-          <w:rPr>
-            <w:lang w:val="zh_TW" w:bidi="zh_TW"/>
-          </w:rPr>
-          <w:rPr>
-            <w:color w:val="0000EE"/>
-            <w:u w:val="single"/>
-          </w:rPr>
-          <w:t>加2:7–8</w:t>
-        </w:r>
-      </w:hyperlink>
+      <w:r>
+        <w:rPr>
+          <w:lang w:val="zh_TW" w:bidi="zh_TW"/>
+        </w:rPr>
+        <w:t>加2:7–8</w:t>
+      </w:r>
       <w:r>
         <w:rPr>
           <w:lang w:val="zh_TW" w:bidi="zh_TW"/>
@@ -1614,36 +1212,24 @@
         </w:rPr>
         <w:t>（英文為Peter〔彼得〕；見</w:t>
       </w:r>
-      <w:hyperlink r:id="rId67">
-        <w:r>
-          <w:rPr>
-            <w:lang w:val="zh_TW" w:bidi="zh_TW"/>
-          </w:rPr>
-          <w:rPr>
-            <w:color w:val="0000EE"/>
-            <w:u w:val="single"/>
-          </w:rPr>
-          <w:t>太16:17–18</w:t>
-        </w:r>
-      </w:hyperlink>
+      <w:r>
+        <w:rPr>
+          <w:lang w:val="zh_TW" w:bidi="zh_TW"/>
+        </w:rPr>
+        <w:t>太16:17–18</w:t>
+      </w:r>
       <w:r>
         <w:rPr>
           <w:lang w:val="zh_TW" w:bidi="zh_TW"/>
         </w:rPr>
         <w:t>；</w:t>
       </w:r>
-      <w:hyperlink r:id="rId68">
-        <w:r>
-          <w:rPr>
-            <w:lang w:val="zh_TW" w:bidi="zh_TW"/>
-          </w:rPr>
-          <w:rPr>
-            <w:color w:val="0000EE"/>
-            <w:u w:val="single"/>
-          </w:rPr>
-          <w:t>約1:42</w:t>
-        </w:r>
-      </w:hyperlink>
+      <w:r>
+        <w:rPr>
+          <w:lang w:val="zh_TW" w:bidi="zh_TW"/>
+        </w:rPr>
+        <w:t>約1:42</w:t>
+      </w:r>
       <w:r>
         <w:rPr>
           <w:lang w:val="zh_TW" w:bidi="zh_TW"/>
@@ -1664,90 +1250,60 @@
         </w:rPr>
         <w:t>伯賽大是彼得的家鄉（</w:t>
       </w:r>
-      <w:hyperlink r:id="rId69">
-        <w:r>
-          <w:rPr>
-            <w:lang w:val="zh_TW" w:bidi="zh_TW"/>
-          </w:rPr>
-          <w:rPr>
-            <w:color w:val="0000EE"/>
-            <w:u w:val="single"/>
-          </w:rPr>
-          <w:t>1:44</w:t>
-        </w:r>
-      </w:hyperlink>
+      <w:r>
+        <w:rPr>
+          <w:lang w:val="zh_TW" w:bidi="zh_TW"/>
+        </w:rPr>
+        <w:t>1:44</w:t>
+      </w:r>
       <w:r>
         <w:rPr>
           <w:lang w:val="zh_TW" w:bidi="zh_TW"/>
         </w:rPr>
         <w:t>），但他後來搬到迦百農。彼得已婚（</w:t>
       </w:r>
-      <w:hyperlink r:id="rId70">
-        <w:r>
-          <w:rPr>
-            <w:lang w:val="zh_TW" w:bidi="zh_TW"/>
-          </w:rPr>
-          <w:rPr>
-            <w:color w:val="0000EE"/>
-            <w:u w:val="single"/>
-          </w:rPr>
-          <w:t>林前9:5</w:t>
-        </w:r>
-      </w:hyperlink>
+      <w:r>
+        <w:rPr>
+          <w:lang w:val="zh_TW" w:bidi="zh_TW"/>
+        </w:rPr>
+        <w:t>林前9:5</w:t>
+      </w:r>
       <w:r>
         <w:rPr>
           <w:lang w:val="zh_TW" w:bidi="zh_TW"/>
         </w:rPr>
         <w:t>）。當耶穌來到他的家時，醫治了他的岳母（</w:t>
       </w:r>
-      <w:hyperlink r:id="rId71">
-        <w:r>
-          <w:rPr>
-            <w:lang w:val="zh_TW" w:bidi="zh_TW"/>
-          </w:rPr>
-          <w:rPr>
-            <w:color w:val="0000EE"/>
-            <w:u w:val="single"/>
-          </w:rPr>
-          <w:t>太8:14–15</w:t>
-        </w:r>
-      </w:hyperlink>
+      <w:r>
+        <w:rPr>
+          <w:lang w:val="zh_TW" w:bidi="zh_TW"/>
+        </w:rPr>
+        <w:t>太8:14–15</w:t>
+      </w:r>
       <w:r>
         <w:rPr>
           <w:lang w:val="zh_TW" w:bidi="zh_TW"/>
         </w:rPr>
         <w:t>；</w:t>
       </w:r>
-      <w:hyperlink r:id="rId72">
-        <w:r>
-          <w:rPr>
-            <w:lang w:val="zh_TW" w:bidi="zh_TW"/>
-          </w:rPr>
-          <w:rPr>
-            <w:color w:val="0000EE"/>
-            <w:u w:val="single"/>
-          </w:rPr>
-          <w:t>可1:29–31</w:t>
-        </w:r>
-      </w:hyperlink>
+      <w:r>
+        <w:rPr>
+          <w:lang w:val="zh_TW" w:bidi="zh_TW"/>
+        </w:rPr>
+        <w:t>可1:29–31</w:t>
+      </w:r>
       <w:r>
         <w:rPr>
           <w:lang w:val="zh_TW" w:bidi="zh_TW"/>
         </w:rPr>
         <w:t>；</w:t>
       </w:r>
-      <w:hyperlink r:id="rId73">
-        <w:r>
-          <w:rPr>
-            <w:lang w:val="zh_TW" w:bidi="zh_TW"/>
-          </w:rPr>
-          <w:rPr>
-            <w:color w:val="0000EE"/>
-            <w:u w:val="single"/>
-          </w:rPr>
-          <w:t>路4:38–39</w:t>
-        </w:r>
-      </w:hyperlink>
+      <w:r>
+        <w:rPr>
+          <w:lang w:val="zh_TW" w:bidi="zh_TW"/>
+        </w:rPr>
+        <w:t>路4:38–39</w:t>
+      </w:r>
       <w:r>
         <w:rPr>
           <w:lang w:val="zh_TW" w:bidi="zh_TW"/>
@@ -1768,90 +1324,60 @@
         </w:rPr>
         <w:t>彼得與他的弟弟安得烈是漁夫。耶穌呼召他們成為最早的門徒之一，並與他們的漁夫夥伴雅各和約翰一起跟隨耶穌（</w:t>
       </w:r>
-      <w:hyperlink r:id="rId74">
-        <w:r>
-          <w:rPr>
-            <w:lang w:val="zh_TW" w:bidi="zh_TW"/>
-          </w:rPr>
-          <w:rPr>
-            <w:color w:val="0000EE"/>
-            <w:u w:val="single"/>
-          </w:rPr>
-          <w:t>太4:18–22</w:t>
-        </w:r>
-      </w:hyperlink>
+      <w:r>
+        <w:rPr>
+          <w:lang w:val="zh_TW" w:bidi="zh_TW"/>
+        </w:rPr>
+        <w:t>太4:18–22</w:t>
+      </w:r>
       <w:r>
         <w:rPr>
           <w:lang w:val="zh_TW" w:bidi="zh_TW"/>
         </w:rPr>
         <w:t>；</w:t>
       </w:r>
-      <w:hyperlink r:id="rId75">
-        <w:r>
-          <w:rPr>
-            <w:lang w:val="zh_TW" w:bidi="zh_TW"/>
-          </w:rPr>
-          <w:rPr>
-            <w:color w:val="0000EE"/>
-            <w:u w:val="single"/>
-          </w:rPr>
-          <w:t>可1:16–20</w:t>
-        </w:r>
-      </w:hyperlink>
+      <w:r>
+        <w:rPr>
+          <w:lang w:val="zh_TW" w:bidi="zh_TW"/>
+        </w:rPr>
+        <w:t>可1:16–20</w:t>
+      </w:r>
       <w:r>
         <w:rPr>
           <w:lang w:val="zh_TW" w:bidi="zh_TW"/>
         </w:rPr>
         <w:t>；另見</w:t>
       </w:r>
-      <w:hyperlink r:id="rId76">
-        <w:r>
-          <w:rPr>
-            <w:lang w:val="zh_TW" w:bidi="zh_TW"/>
-          </w:rPr>
-          <w:rPr>
-            <w:color w:val="0000EE"/>
-            <w:u w:val="single"/>
-          </w:rPr>
-          <w:t>路5:1–11</w:t>
-        </w:r>
-      </w:hyperlink>
+      <w:r>
+        <w:rPr>
+          <w:lang w:val="zh_TW" w:bidi="zh_TW"/>
+        </w:rPr>
+        <w:t>路5:1–11</w:t>
+      </w:r>
       <w:r>
         <w:rPr>
           <w:lang w:val="zh_TW" w:bidi="zh_TW"/>
         </w:rPr>
         <w:t>；</w:t>
       </w:r>
-      <w:hyperlink r:id="rId77">
-        <w:r>
-          <w:rPr>
-            <w:lang w:val="zh_TW" w:bidi="zh_TW"/>
-          </w:rPr>
-          <w:rPr>
-            <w:color w:val="0000EE"/>
-            <w:u w:val="single"/>
-          </w:rPr>
-          <w:t>約1:35–51</w:t>
-        </w:r>
-      </w:hyperlink>
+      <w:r>
+        <w:rPr>
+          <w:lang w:val="zh_TW" w:bidi="zh_TW"/>
+        </w:rPr>
+        <w:t>約1:35–51</w:t>
+      </w:r>
       <w:r>
         <w:rPr>
           <w:lang w:val="zh_TW" w:bidi="zh_TW"/>
         </w:rPr>
         <w:t>）。他們是普通的勞工，沒有受過太多正式教育（</w:t>
       </w:r>
-      <w:hyperlink r:id="rId78">
-        <w:r>
-          <w:rPr>
-            <w:lang w:val="zh_TW" w:bidi="zh_TW"/>
-          </w:rPr>
-          <w:rPr>
-            <w:color w:val="0000EE"/>
-            <w:u w:val="single"/>
-          </w:rPr>
-          <w:t>徒4:13</w:t>
-        </w:r>
-      </w:hyperlink>
+      <w:r>
+        <w:rPr>
+          <w:lang w:val="zh_TW" w:bidi="zh_TW"/>
+        </w:rPr>
+        <w:t>徒4:13</w:t>
+      </w:r>
       <w:r>
         <w:rPr>
           <w:lang w:val="zh_TW" w:bidi="zh_TW"/>
@@ -1872,72 +1398,48 @@
         </w:rPr>
         <w:t>彼得的名字總是排在十二使徒名單的第一（</w:t>
       </w:r>
-      <w:hyperlink r:id="rId46">
-        <w:r>
-          <w:rPr>
-            <w:lang w:val="zh_TW" w:bidi="zh_TW"/>
-          </w:rPr>
-          <w:rPr>
-            <w:color w:val="0000EE"/>
-            <w:u w:val="single"/>
-          </w:rPr>
-          <w:t>太10:2</w:t>
-        </w:r>
-      </w:hyperlink>
+      <w:r>
+        <w:rPr>
+          <w:lang w:val="zh_TW" w:bidi="zh_TW"/>
+        </w:rPr>
+        <w:t>太10:2</w:t>
+      </w:r>
       <w:r>
         <w:rPr>
           <w:lang w:val="zh_TW" w:bidi="zh_TW"/>
         </w:rPr>
         <w:t>；</w:t>
       </w:r>
-      <w:hyperlink r:id="rId79">
-        <w:r>
-          <w:rPr>
-            <w:lang w:val="zh_TW" w:bidi="zh_TW"/>
-          </w:rPr>
-          <w:rPr>
-            <w:color w:val="0000EE"/>
-            <w:u w:val="single"/>
-          </w:rPr>
-          <w:t>可3:16</w:t>
-        </w:r>
-      </w:hyperlink>
+      <w:r>
+        <w:rPr>
+          <w:lang w:val="zh_TW" w:bidi="zh_TW"/>
+        </w:rPr>
+        <w:t>可3:16</w:t>
+      </w:r>
       <w:r>
         <w:rPr>
           <w:lang w:val="zh_TW" w:bidi="zh_TW"/>
         </w:rPr>
         <w:t>；</w:t>
       </w:r>
-      <w:hyperlink r:id="rId57">
-        <w:r>
-          <w:rPr>
-            <w:lang w:val="zh_TW" w:bidi="zh_TW"/>
-          </w:rPr>
-          <w:rPr>
-            <w:color w:val="0000EE"/>
-            <w:u w:val="single"/>
-          </w:rPr>
-          <w:t>路6:14</w:t>
-        </w:r>
-      </w:hyperlink>
+      <w:r>
+        <w:rPr>
+          <w:lang w:val="zh_TW" w:bidi="zh_TW"/>
+        </w:rPr>
+        <w:t>路6:14</w:t>
+      </w:r>
       <w:r>
         <w:rPr>
           <w:lang w:val="zh_TW" w:bidi="zh_TW"/>
         </w:rPr>
         <w:t>；</w:t>
       </w:r>
-      <w:hyperlink r:id="rId63">
-        <w:r>
-          <w:rPr>
-            <w:lang w:val="zh_TW" w:bidi="zh_TW"/>
-          </w:rPr>
-          <w:rPr>
-            <w:color w:val="0000EE"/>
-            <w:u w:val="single"/>
-          </w:rPr>
-          <w:t>徒1:13</w:t>
-        </w:r>
-      </w:hyperlink>
+      <w:r>
+        <w:rPr>
+          <w:lang w:val="zh_TW" w:bidi="zh_TW"/>
+        </w:rPr>
+        <w:t>徒1:13</w:t>
+      </w:r>
       <w:r>
         <w:rPr>
           <w:lang w:val="zh_TW" w:bidi="zh_TW"/>
@@ -1962,36 +1464,24 @@
         </w:rPr>
         <w:t>醫治睚魯的女兒（</w:t>
       </w:r>
-      <w:hyperlink r:id="rId13">
-        <w:r>
-          <w:rPr>
-            <w:lang w:val="zh_TW" w:bidi="zh_TW"/>
-          </w:rPr>
-          <w:rPr>
-            <w:color w:val="0000EE"/>
-            <w:u w:val="single"/>
-          </w:rPr>
-          <w:t>可5:37</w:t>
-        </w:r>
-      </w:hyperlink>
+      <w:r>
+        <w:rPr>
+          <w:lang w:val="zh_TW" w:bidi="zh_TW"/>
+        </w:rPr>
+        <w:t>可5:37</w:t>
+      </w:r>
       <w:r>
         <w:rPr>
           <w:lang w:val="zh_TW" w:bidi="zh_TW"/>
         </w:rPr>
         <w:t>；</w:t>
       </w:r>
-      <w:hyperlink r:id="rId58">
-        <w:r>
-          <w:rPr>
-            <w:lang w:val="zh_TW" w:bidi="zh_TW"/>
-          </w:rPr>
-          <w:rPr>
-            <w:color w:val="0000EE"/>
-            <w:u w:val="single"/>
-          </w:rPr>
-          <w:t>路8:51</w:t>
-        </w:r>
-      </w:hyperlink>
+      <w:r>
+        <w:rPr>
+          <w:lang w:val="zh_TW" w:bidi="zh_TW"/>
+        </w:rPr>
+        <w:t>路8:51</w:t>
+      </w:r>
       <w:r>
         <w:rPr>
           <w:lang w:val="zh_TW" w:bidi="zh_TW"/>
@@ -2016,42 +1506,24 @@
         </w:rPr>
         <w:t>耶穌在山上變像（</w:t>
       </w:r>
-      <w:hyperlink r:id="rId80">
-        <w:r>
-          <w:rPr>
-            <w:lang w:val="zh_TW" w:bidi="zh_TW"/>
-          </w:rPr>
-          <w:rPr>
-            <w:color w:val="0000EE"/>
-            <w:u w:val="single"/>
-          </w:rPr>
-          <w:t>太17:1–2；</w:t>
-        </w:r>
-      </w:hyperlink>
-      <w:hyperlink r:id="rId14">
-        <w:r>
-          <w:rPr>
-            <w:lang w:val="zh_TW" w:bidi="zh_TW"/>
-          </w:rPr>
-          <w:rPr>
-            <w:color w:val="0000EE"/>
-            <w:u w:val="single"/>
-          </w:rPr>
-          <w:t>可9:2；</w:t>
-        </w:r>
-      </w:hyperlink>
-      <w:hyperlink r:id="rId81">
-        <w:r>
-          <w:rPr>
-            <w:lang w:val="zh_TW" w:bidi="zh_TW"/>
-          </w:rPr>
-          <w:rPr>
-            <w:color w:val="0000EE"/>
-            <w:u w:val="single"/>
-          </w:rPr>
-          <w:t>路9:28–29</w:t>
-        </w:r>
-      </w:hyperlink>
+      <w:r>
+        <w:rPr>
+          <w:lang w:val="zh_TW" w:bidi="zh_TW"/>
+        </w:rPr>
+        <w:t>太17:1–2；</w:t>
+      </w:r>
+      <w:r>
+        <w:rPr>
+          <w:lang w:val="zh_TW" w:bidi="zh_TW"/>
+        </w:rPr>
+        <w:t>可9:2；</w:t>
+      </w:r>
+      <w:r>
+        <w:rPr>
+          <w:lang w:val="zh_TW" w:bidi="zh_TW"/>
+        </w:rPr>
+        <w:t>路9:28–29</w:t>
+      </w:r>
       <w:r>
         <w:rPr>
           <w:lang w:val="zh_TW" w:bidi="zh_TW"/>
@@ -2076,36 +1548,24 @@
         </w:rPr>
         <w:t>耶穌在客西馬尼園禱告（</w:t>
       </w:r>
-      <w:hyperlink r:id="rId82">
-        <w:r>
-          <w:rPr>
-            <w:lang w:val="zh_TW" w:bidi="zh_TW"/>
-          </w:rPr>
-          <w:rPr>
-            <w:color w:val="0000EE"/>
-            <w:u w:val="single"/>
-          </w:rPr>
-          <w:t>太26:37</w:t>
-        </w:r>
-      </w:hyperlink>
+      <w:r>
+        <w:rPr>
+          <w:lang w:val="zh_TW" w:bidi="zh_TW"/>
+        </w:rPr>
+        <w:t>太26:37</w:t>
+      </w:r>
       <w:r>
         <w:rPr>
           <w:lang w:val="zh_TW" w:bidi="zh_TW"/>
         </w:rPr>
         <w:t>；</w:t>
       </w:r>
-      <w:hyperlink r:id="rId16">
-        <w:r>
-          <w:rPr>
-            <w:lang w:val="zh_TW" w:bidi="zh_TW"/>
-          </w:rPr>
-          <w:rPr>
-            <w:color w:val="0000EE"/>
-            <w:u w:val="single"/>
-          </w:rPr>
-          <w:t>可14:33</w:t>
-        </w:r>
-      </w:hyperlink>
+      <w:r>
+        <w:rPr>
+          <w:lang w:val="zh_TW" w:bidi="zh_TW"/>
+        </w:rPr>
+        <w:t>可14:33</w:t>
+      </w:r>
       <w:r>
         <w:rPr>
           <w:lang w:val="zh_TW" w:bidi="zh_TW"/>
@@ -2126,180 +1586,108 @@
         </w:rPr>
         <w:t>彼得性格大膽而衝動（</w:t>
       </w:r>
-      <w:hyperlink r:id="rId83">
-        <w:r>
-          <w:rPr>
-            <w:lang w:val="zh_TW" w:bidi="zh_TW"/>
-          </w:rPr>
-          <w:rPr>
-            <w:color w:val="0000EE"/>
-            <w:u w:val="single"/>
-          </w:rPr>
-          <w:t>太26:33；</w:t>
-        </w:r>
-      </w:hyperlink>
-      <w:hyperlink r:id="rId84">
-        <w:r>
-          <w:rPr>
-            <w:lang w:val="zh_TW" w:bidi="zh_TW"/>
-          </w:rPr>
-          <w:rPr>
-            <w:color w:val="0000EE"/>
-            <w:u w:val="single"/>
-          </w:rPr>
-          <w:t>可14:29；</w:t>
-        </w:r>
-      </w:hyperlink>
-      <w:hyperlink r:id="rId85">
-        <w:r>
-          <w:rPr>
-            <w:lang w:val="zh_TW" w:bidi="zh_TW"/>
-          </w:rPr>
-          <w:rPr>
-            <w:color w:val="0000EE"/>
-            <w:u w:val="single"/>
-          </w:rPr>
-          <w:t>路5:8</w:t>
-        </w:r>
-      </w:hyperlink>
+      <w:r>
+        <w:rPr>
+          <w:lang w:val="zh_TW" w:bidi="zh_TW"/>
+        </w:rPr>
+        <w:t>太26:33；</w:t>
+      </w:r>
+      <w:r>
+        <w:rPr>
+          <w:lang w:val="zh_TW" w:bidi="zh_TW"/>
+        </w:rPr>
+        <w:t>可14:29；</w:t>
+      </w:r>
+      <w:r>
+        <w:rPr>
+          <w:lang w:val="zh_TW" w:bidi="zh_TW"/>
+        </w:rPr>
+        <w:t>路5:8</w:t>
+      </w:r>
       <w:r>
         <w:rPr>
           <w:lang w:val="zh_TW" w:bidi="zh_TW"/>
         </w:rPr>
         <w:t>，</w:t>
       </w:r>
-      <w:hyperlink r:id="rId86">
-        <w:r>
-          <w:rPr>
-            <w:lang w:val="zh_TW" w:bidi="zh_TW"/>
-          </w:rPr>
-          <w:rPr>
-            <w:color w:val="0000EE"/>
-            <w:u w:val="single"/>
-          </w:rPr>
-          <w:t>22:33；</w:t>
-        </w:r>
-      </w:hyperlink>
-      <w:hyperlink r:id="rId87">
-        <w:r>
-          <w:rPr>
-            <w:lang w:val="zh_TW" w:bidi="zh_TW"/>
-          </w:rPr>
-          <w:rPr>
-            <w:color w:val="0000EE"/>
-            <w:u w:val="single"/>
-          </w:rPr>
-          <w:t>約13:36–37</w:t>
-        </w:r>
-      </w:hyperlink>
+      <w:r>
+        <w:rPr>
+          <w:lang w:val="zh_TW" w:bidi="zh_TW"/>
+        </w:rPr>
+        <w:t>22:33；</w:t>
+      </w:r>
+      <w:r>
+        <w:rPr>
+          <w:lang w:val="zh_TW" w:bidi="zh_TW"/>
+        </w:rPr>
+        <w:t>約13:36–37</w:t>
+      </w:r>
       <w:r>
         <w:rPr>
           <w:lang w:val="zh_TW" w:bidi="zh_TW"/>
         </w:rPr>
         <w:t>，</w:t>
       </w:r>
-      <w:hyperlink r:id="rId62">
-        <w:r>
-          <w:rPr>
-            <w:lang w:val="zh_TW" w:bidi="zh_TW"/>
-          </w:rPr>
-          <w:rPr>
-            <w:color w:val="0000EE"/>
-            <w:u w:val="single"/>
-          </w:rPr>
-          <w:t>21:7</w:t>
-        </w:r>
-      </w:hyperlink>
+      <w:r>
+        <w:rPr>
+          <w:lang w:val="zh_TW" w:bidi="zh_TW"/>
+        </w:rPr>
+        <w:t>21:7</w:t>
+      </w:r>
       <w:r>
         <w:rPr>
           <w:lang w:val="zh_TW" w:bidi="zh_TW"/>
         </w:rPr>
         <w:t>）。他是第一位公開承認耶穌是神所揀選的領袖彌賽亞（或「基督」，</w:t>
       </w:r>
-      <w:hyperlink r:id="rId88">
-        <w:r>
-          <w:rPr>
-            <w:lang w:val="zh_TW" w:bidi="zh_TW"/>
-          </w:rPr>
-          <w:rPr>
-            <w:color w:val="0000EE"/>
-            <w:u w:val="single"/>
-          </w:rPr>
-          <w:t>太16:15–16；</w:t>
-        </w:r>
-      </w:hyperlink>
-      <w:hyperlink r:id="rId89">
-        <w:r>
-          <w:rPr>
-            <w:lang w:val="zh_TW" w:bidi="zh_TW"/>
-          </w:rPr>
-          <w:rPr>
-            <w:color w:val="0000EE"/>
-            <w:u w:val="single"/>
-          </w:rPr>
-          <w:t>可8:29；</w:t>
-        </w:r>
-      </w:hyperlink>
-      <w:hyperlink r:id="rId90">
-        <w:r>
-          <w:rPr>
-            <w:lang w:val="zh_TW" w:bidi="zh_TW"/>
-          </w:rPr>
-          <w:rPr>
-            <w:color w:val="0000EE"/>
-            <w:u w:val="single"/>
-          </w:rPr>
-          <w:t>路9:20</w:t>
-        </w:r>
-      </w:hyperlink>
+      <w:r>
+        <w:rPr>
+          <w:lang w:val="zh_TW" w:bidi="zh_TW"/>
+        </w:rPr>
+        <w:t>太16:15–16；</w:t>
+      </w:r>
+      <w:r>
+        <w:rPr>
+          <w:lang w:val="zh_TW" w:bidi="zh_TW"/>
+        </w:rPr>
+        <w:t>可8:29；</w:t>
+      </w:r>
+      <w:r>
+        <w:rPr>
+          <w:lang w:val="zh_TW" w:bidi="zh_TW"/>
+        </w:rPr>
+        <w:t>路9:20</w:t>
+      </w:r>
       <w:r>
         <w:rPr>
           <w:lang w:val="zh_TW" w:bidi="zh_TW"/>
         </w:rPr>
         <w:t>）的門徒。然而，當耶穌預言自己即將受死時，彼得直接反駁耶穌，因為這不符合他對彌賽亞的理解。耶穌嚴厲糾正他（</w:t>
       </w:r>
-      <w:hyperlink r:id="rId91">
-        <w:r>
-          <w:rPr>
-            <w:lang w:val="zh_TW" w:bidi="zh_TW"/>
-          </w:rPr>
-          <w:rPr>
-            <w:color w:val="0000EE"/>
-            <w:u w:val="single"/>
-          </w:rPr>
-          <w:t>太16:21–23；</w:t>
-        </w:r>
-      </w:hyperlink>
-      <w:hyperlink r:id="rId92">
-        <w:r>
-          <w:rPr>
-            <w:lang w:val="zh_TW" w:bidi="zh_TW"/>
-          </w:rPr>
-          <w:rPr>
-            <w:color w:val="0000EE"/>
-            <w:u w:val="single"/>
-          </w:rPr>
-          <w:t>可8:31–33</w:t>
-        </w:r>
-      </w:hyperlink>
+      <w:r>
+        <w:rPr>
+          <w:lang w:val="zh_TW" w:bidi="zh_TW"/>
+        </w:rPr>
+        <w:t>太16:21–23；</w:t>
+      </w:r>
+      <w:r>
+        <w:rPr>
+          <w:lang w:val="zh_TW" w:bidi="zh_TW"/>
+        </w:rPr>
+        <w:t>可8:31–33</w:t>
+      </w:r>
       <w:r>
         <w:rPr>
           <w:lang w:val="zh_TW" w:bidi="zh_TW"/>
         </w:rPr>
         <w:t>）。儘管如此，耶穌仍應許彼得將成為建立教會的重要人物（</w:t>
       </w:r>
-      <w:hyperlink r:id="rId93">
-        <w:r>
-          <w:rPr>
-            <w:lang w:val="zh_TW" w:bidi="zh_TW"/>
-          </w:rPr>
-          <w:rPr>
-            <w:color w:val="0000EE"/>
-            <w:u w:val="single"/>
-          </w:rPr>
-          <w:t>太16:18–19</w:t>
-        </w:r>
-      </w:hyperlink>
+      <w:r>
+        <w:rPr>
+          <w:lang w:val="zh_TW" w:bidi="zh_TW"/>
+        </w:rPr>
+        <w:t>太16:18–19</w:t>
+      </w:r>
       <w:r>
         <w:rPr>
           <w:lang w:val="zh_TW" w:bidi="zh_TW"/>
@@ -2320,108 +1708,72 @@
         </w:rPr>
         <w:t>當耶穌被帶到大祭司的院子受審時，彼得偷偷跟隨並進入院內。然而，人們因他的加利利口音認出他，並質疑他的身分。儘管彼得曾誇口自己永不否認主，他仍三次強烈否認認識耶穌，正如耶穌預言的那樣（</w:t>
       </w:r>
-      <w:hyperlink r:id="rId94">
-        <w:r>
-          <w:rPr>
-            <w:lang w:val="zh_TW" w:bidi="zh_TW"/>
-          </w:rPr>
-          <w:rPr>
-            <w:color w:val="0000EE"/>
-            <w:u w:val="single"/>
-          </w:rPr>
-          <w:t>太26:69–75</w:t>
-        </w:r>
-      </w:hyperlink>
+      <w:r>
+        <w:rPr>
+          <w:lang w:val="zh_TW" w:bidi="zh_TW"/>
+        </w:rPr>
+        <w:t>太26:69–75</w:t>
+      </w:r>
       <w:r>
         <w:rPr>
           <w:lang w:val="zh_TW" w:bidi="zh_TW"/>
         </w:rPr>
         <w:t>；</w:t>
       </w:r>
-      <w:hyperlink r:id="rId95">
-        <w:r>
-          <w:rPr>
-            <w:lang w:val="zh_TW" w:bidi="zh_TW"/>
-          </w:rPr>
-          <w:rPr>
-            <w:color w:val="0000EE"/>
-            <w:u w:val="single"/>
-          </w:rPr>
-          <w:t>可14:66–72</w:t>
-        </w:r>
-      </w:hyperlink>
+      <w:r>
+        <w:rPr>
+          <w:lang w:val="zh_TW" w:bidi="zh_TW"/>
+        </w:rPr>
+        <w:t>可14:66–72</w:t>
+      </w:r>
       <w:r>
         <w:rPr>
           <w:lang w:val="zh_TW" w:bidi="zh_TW"/>
         </w:rPr>
         <w:t>；</w:t>
       </w:r>
-      <w:hyperlink r:id="rId96">
-        <w:r>
-          <w:rPr>
-            <w:lang w:val="zh_TW" w:bidi="zh_TW"/>
-          </w:rPr>
-          <w:rPr>
-            <w:color w:val="0000EE"/>
-            <w:u w:val="single"/>
-          </w:rPr>
-          <w:t>路22:54–62</w:t>
-        </w:r>
-      </w:hyperlink>
+      <w:r>
+        <w:rPr>
+          <w:lang w:val="zh_TW" w:bidi="zh_TW"/>
+        </w:rPr>
+        <w:t>路22:54–62</w:t>
+      </w:r>
       <w:r>
         <w:rPr>
           <w:lang w:val="zh_TW" w:bidi="zh_TW"/>
         </w:rPr>
         <w:t>）。彼得立刻深感懊悔（</w:t>
       </w:r>
-      <w:hyperlink r:id="rId97">
-        <w:r>
-          <w:rPr>
-            <w:lang w:val="zh_TW" w:bidi="zh_TW"/>
-          </w:rPr>
-          <w:rPr>
-            <w:color w:val="0000EE"/>
-            <w:u w:val="single"/>
-          </w:rPr>
-          <w:t>太26:33–35</w:t>
-        </w:r>
-      </w:hyperlink>
+      <w:r>
+        <w:rPr>
+          <w:lang w:val="zh_TW" w:bidi="zh_TW"/>
+        </w:rPr>
+        <w:t>太26:33–35</w:t>
+      </w:r>
       <w:r>
         <w:rPr>
           <w:lang w:val="zh_TW" w:bidi="zh_TW"/>
         </w:rPr>
         <w:t>；</w:t>
       </w:r>
-      <w:hyperlink r:id="rId98">
-        <w:r>
-          <w:rPr>
-            <w:lang w:val="zh_TW" w:bidi="zh_TW"/>
-          </w:rPr>
-          <w:rPr>
-            <w:color w:val="0000EE"/>
-            <w:u w:val="single"/>
-          </w:rPr>
-          <w:t>可14:29–31</w:t>
-        </w:r>
-      </w:hyperlink>
+      <w:r>
+        <w:rPr>
+          <w:lang w:val="zh_TW" w:bidi="zh_TW"/>
+        </w:rPr>
+        <w:t>可14:29–31</w:t>
+      </w:r>
       <w:r>
         <w:rPr>
           <w:lang w:val="zh_TW" w:bidi="zh_TW"/>
         </w:rPr>
         <w:t>；</w:t>
       </w:r>
-      <w:hyperlink r:id="rId99">
-        <w:r>
-          <w:rPr>
-            <w:lang w:val="zh_TW" w:bidi="zh_TW"/>
-          </w:rPr>
-          <w:rPr>
-            <w:color w:val="0000EE"/>
-            <w:u w:val="single"/>
-          </w:rPr>
-          <w:t>路22:31–34</w:t>
-        </w:r>
-      </w:hyperlink>
+      <w:r>
+        <w:rPr>
+          <w:lang w:val="zh_TW" w:bidi="zh_TW"/>
+        </w:rPr>
+        <w:t>路22:31–34</w:t>
+      </w:r>
       <w:r>
         <w:rPr>
           <w:lang w:val="zh_TW" w:bidi="zh_TW"/>
@@ -2442,90 +1794,60 @@
         </w:rPr>
         <w:t>聽見耶穌復活的消息後，彼得是首批跑到墳墓查看是否屬實的人之一（</w:t>
       </w:r>
-      <w:hyperlink r:id="rId100">
-        <w:r>
-          <w:rPr>
-            <w:lang w:val="zh_TW" w:bidi="zh_TW"/>
-          </w:rPr>
-          <w:rPr>
-            <w:color w:val="0000EE"/>
-            <w:u w:val="single"/>
-          </w:rPr>
-          <w:t>約20:3–7</w:t>
-        </w:r>
-      </w:hyperlink>
+      <w:r>
+        <w:rPr>
+          <w:lang w:val="zh_TW" w:bidi="zh_TW"/>
+        </w:rPr>
+        <w:t>約20:3–7</w:t>
+      </w:r>
       <w:r>
         <w:rPr>
           <w:lang w:val="zh_TW" w:bidi="zh_TW"/>
         </w:rPr>
         <w:t>）。他似乎是十二使徒中第一個見到復活耶穌的人（</w:t>
       </w:r>
-      <w:hyperlink r:id="rId101">
-        <w:r>
-          <w:rPr>
-            <w:lang w:val="zh_TW" w:bidi="zh_TW"/>
-          </w:rPr>
-          <w:rPr>
-            <w:color w:val="0000EE"/>
-            <w:u w:val="single"/>
-          </w:rPr>
-          <w:t>路24:33–34</w:t>
-        </w:r>
-      </w:hyperlink>
+      <w:r>
+        <w:rPr>
+          <w:lang w:val="zh_TW" w:bidi="zh_TW"/>
+        </w:rPr>
+        <w:t>路24:33–34</w:t>
+      </w:r>
       <w:r>
         <w:rPr>
           <w:lang w:val="zh_TW" w:bidi="zh_TW"/>
         </w:rPr>
         <w:t>；</w:t>
       </w:r>
-      <w:hyperlink r:id="rId102">
-        <w:r>
-          <w:rPr>
-            <w:lang w:val="zh_TW" w:bidi="zh_TW"/>
-          </w:rPr>
-          <w:rPr>
-            <w:color w:val="0000EE"/>
-            <w:u w:val="single"/>
-          </w:rPr>
-          <w:t>林前15:5</w:t>
-        </w:r>
-      </w:hyperlink>
+      <w:r>
+        <w:rPr>
+          <w:lang w:val="zh_TW" w:bidi="zh_TW"/>
+        </w:rPr>
+        <w:t>林前15:5</w:t>
+      </w:r>
       <w:r>
         <w:rPr>
           <w:lang w:val="zh_TW" w:bidi="zh_TW"/>
         </w:rPr>
         <w:t>）。在</w:t>
       </w:r>
-      <w:hyperlink r:id="rId103">
-        <w:r>
-          <w:rPr>
-            <w:lang w:val="zh_TW" w:bidi="zh_TW"/>
-          </w:rPr>
-          <w:rPr>
-            <w:color w:val="0000EE"/>
-            <w:u w:val="single"/>
-          </w:rPr>
-          <w:t>約翰福音第二十一章</w:t>
-        </w:r>
-      </w:hyperlink>
+      <w:r>
+        <w:rPr>
+          <w:lang w:val="zh_TW" w:bidi="zh_TW"/>
+        </w:rPr>
+        <w:t>約翰福音第二十一章</w:t>
+      </w:r>
       <w:r>
         <w:rPr>
           <w:lang w:val="zh_TW" w:bidi="zh_TW"/>
         </w:rPr>
         <w:t>中，耶穌與彼得有許多對話，並鼓勵他「餵養我的小羊」（</w:t>
       </w:r>
-      <w:hyperlink r:id="rId104">
-        <w:r>
-          <w:rPr>
-            <w:lang w:val="zh_TW" w:bidi="zh_TW"/>
-          </w:rPr>
-          <w:rPr>
-            <w:color w:val="0000EE"/>
-            <w:u w:val="single"/>
-          </w:rPr>
-          <w:t>約21:15–17</w:t>
-        </w:r>
-      </w:hyperlink>
+      <w:r>
+        <w:rPr>
+          <w:lang w:val="zh_TW" w:bidi="zh_TW"/>
+        </w:rPr>
+        <w:t>約21:15–17</w:t>
+      </w:r>
       <w:r>
         <w:rPr>
           <w:lang w:val="zh_TW" w:bidi="zh_TW"/>
@@ -2546,36 +1868,24 @@
         </w:rPr>
         <w:t>五旬節聖靈降臨後（</w:t>
       </w:r>
-      <w:hyperlink r:id="rId105">
-        <w:r>
-          <w:rPr>
-            <w:lang w:val="zh_TW" w:bidi="zh_TW"/>
-          </w:rPr>
-          <w:rPr>
-            <w:color w:val="0000EE"/>
-            <w:u w:val="single"/>
-          </w:rPr>
-          <w:t>徒2:1–13</w:t>
-        </w:r>
-      </w:hyperlink>
+      <w:r>
+        <w:rPr>
+          <w:lang w:val="zh_TW" w:bidi="zh_TW"/>
+        </w:rPr>
+        <w:t>徒2:1–13</w:t>
+      </w:r>
       <w:r>
         <w:rPr>
           <w:lang w:val="zh_TW" w:bidi="zh_TW"/>
         </w:rPr>
         <w:t>），彼得成為初代基督徒中主要發言的使徒。如</w:t>
       </w:r>
-      <w:hyperlink r:id="rId106">
-        <w:r>
-          <w:rPr>
-            <w:lang w:val="zh_TW" w:bidi="zh_TW"/>
-          </w:rPr>
-          <w:rPr>
-            <w:color w:val="0000EE"/>
-            <w:u w:val="single"/>
-          </w:rPr>
-          <w:t>使徒行傳二章14節至十二章25節</w:t>
-        </w:r>
-      </w:hyperlink>
+      <w:r>
+        <w:rPr>
+          <w:lang w:val="zh_TW" w:bidi="zh_TW"/>
+        </w:rPr>
+        <w:t>使徒行傳二章14節至十二章25節</w:t>
+      </w:r>
       <w:r>
         <w:rPr>
           <w:lang w:val="zh_TW" w:bidi="zh_TW"/>
@@ -2600,30 +1910,18 @@
         </w:rPr>
         <w:t>他勇敢向群眾傳講信息（</w:t>
       </w:r>
-      <w:hyperlink r:id="rId107">
-        <w:r>
-          <w:rPr>
-            <w:lang w:val="zh_TW" w:bidi="zh_TW"/>
-          </w:rPr>
-          <w:rPr>
-            <w:color w:val="0000EE"/>
-            <w:u w:val="single"/>
-          </w:rPr>
-          <w:t>徒2:14–41，</w:t>
-        </w:r>
-      </w:hyperlink>
-      <w:hyperlink r:id="rId108">
-        <w:r>
-          <w:rPr>
-            <w:lang w:val="zh_TW" w:bidi="zh_TW"/>
-          </w:rPr>
-          <w:rPr>
-            <w:color w:val="0000EE"/>
-            <w:u w:val="single"/>
-          </w:rPr>
-          <w:t>3:12–26</w:t>
-        </w:r>
-      </w:hyperlink>
+      <w:r>
+        <w:rPr>
+          <w:lang w:val="zh_TW" w:bidi="zh_TW"/>
+        </w:rPr>
+        <w:t>徒2:14–41，</w:t>
+      </w:r>
+      <w:r>
+        <w:rPr>
+          <w:lang w:val="zh_TW" w:bidi="zh_TW"/>
+        </w:rPr>
+        <w:t>3:12–26</w:t>
+      </w:r>
       <w:r>
         <w:rPr>
           <w:lang w:val="zh_TW" w:bidi="zh_TW"/>
@@ -2648,54 +1946,36 @@
         </w:rPr>
         <w:t>他醫治病人（</w:t>
       </w:r>
-      <w:hyperlink r:id="rId38">
-        <w:r>
-          <w:rPr>
-            <w:lang w:val="zh_TW" w:bidi="zh_TW"/>
-          </w:rPr>
-          <w:rPr>
-            <w:color w:val="0000EE"/>
-            <w:u w:val="single"/>
-          </w:rPr>
-          <w:t>徒3:1–11</w:t>
-        </w:r>
-      </w:hyperlink>
+      <w:r>
+        <w:rPr>
+          <w:lang w:val="zh_TW" w:bidi="zh_TW"/>
+        </w:rPr>
+        <w:t>徒3:1–11</w:t>
+      </w:r>
       <w:r>
         <w:rPr>
           <w:lang w:val="zh_TW" w:bidi="zh_TW"/>
         </w:rPr>
         <w:t>，</w:t>
       </w:r>
-      <w:hyperlink r:id="rId109">
-        <w:r>
-          <w:rPr>
-            <w:lang w:val="zh_TW" w:bidi="zh_TW"/>
-          </w:rPr>
-          <w:rPr>
-            <w:color w:val="0000EE"/>
-            <w:u w:val="single"/>
-          </w:rPr>
-          <w:t>5:12–16</w:t>
-        </w:r>
-      </w:hyperlink>
+      <w:r>
+        <w:rPr>
+          <w:lang w:val="zh_TW" w:bidi="zh_TW"/>
+        </w:rPr>
+        <w:t>5:12–16</w:t>
+      </w:r>
       <w:r>
         <w:rPr>
           <w:lang w:val="zh_TW" w:bidi="zh_TW"/>
         </w:rPr>
         <w:t>，</w:t>
       </w:r>
-      <w:hyperlink r:id="rId110">
-        <w:r>
-          <w:rPr>
-            <w:lang w:val="zh_TW" w:bidi="zh_TW"/>
-          </w:rPr>
-          <w:rPr>
-            <w:color w:val="0000EE"/>
-            <w:u w:val="single"/>
-          </w:rPr>
-          <w:t>9:32–43</w:t>
-        </w:r>
-      </w:hyperlink>
+      <w:r>
+        <w:rPr>
+          <w:lang w:val="zh_TW" w:bidi="zh_TW"/>
+        </w:rPr>
+        <w:t>9:32–43</w:t>
+      </w:r>
       <w:r>
         <w:rPr>
           <w:lang w:val="zh_TW" w:bidi="zh_TW"/>
@@ -2720,30 +2000,18 @@
         </w:rPr>
         <w:t>即使被捕，他仍無畏地向當局宣講（</w:t>
       </w:r>
-      <w:hyperlink r:id="rId111">
-        <w:r>
-          <w:rPr>
-            <w:lang w:val="zh_TW" w:bidi="zh_TW"/>
-          </w:rPr>
-          <w:rPr>
-            <w:color w:val="0000EE"/>
-            <w:u w:val="single"/>
-          </w:rPr>
-          <w:t>徒4:1–20，</w:t>
-        </w:r>
-      </w:hyperlink>
-      <w:hyperlink r:id="rId112">
-        <w:r>
-          <w:rPr>
-            <w:lang w:val="zh_TW" w:bidi="zh_TW"/>
-          </w:rPr>
-          <w:rPr>
-            <w:color w:val="0000EE"/>
-            <w:u w:val="single"/>
-          </w:rPr>
-          <w:t>5:26–32</w:t>
-        </w:r>
-      </w:hyperlink>
+      <w:r>
+        <w:rPr>
+          <w:lang w:val="zh_TW" w:bidi="zh_TW"/>
+        </w:rPr>
+        <w:t>徒4:1–20，</w:t>
+      </w:r>
+      <w:r>
+        <w:rPr>
+          <w:lang w:val="zh_TW" w:bidi="zh_TW"/>
+        </w:rPr>
+        <w:t>5:26–32</w:t>
+      </w:r>
       <w:r>
         <w:rPr>
           <w:lang w:val="zh_TW" w:bidi="zh_TW"/>
@@ -2768,30 +2036,18 @@
         </w:rPr>
         <w:t>他曾兩次奇蹟般逃離監獄（</w:t>
       </w:r>
-      <w:hyperlink r:id="rId113">
-        <w:r>
-          <w:rPr>
-            <w:lang w:val="zh_TW" w:bidi="zh_TW"/>
-          </w:rPr>
-          <w:rPr>
-            <w:color w:val="0000EE"/>
-            <w:u w:val="single"/>
-          </w:rPr>
-          <w:t>徒5:18–25，</w:t>
-        </w:r>
-      </w:hyperlink>
-      <w:hyperlink r:id="rId114">
-        <w:r>
-          <w:rPr>
-            <w:lang w:val="zh_TW" w:bidi="zh_TW"/>
-          </w:rPr>
-          <w:rPr>
-            <w:color w:val="0000EE"/>
-            <w:u w:val="single"/>
-          </w:rPr>
-          <w:t>12:6–11</w:t>
-        </w:r>
-      </w:hyperlink>
+      <w:r>
+        <w:rPr>
+          <w:lang w:val="zh_TW" w:bidi="zh_TW"/>
+        </w:rPr>
+        <w:t>徒5:18–25，</w:t>
+      </w:r>
+      <w:r>
+        <w:rPr>
+          <w:lang w:val="zh_TW" w:bidi="zh_TW"/>
+        </w:rPr>
+        <w:t>12:6–11</w:t>
+      </w:r>
       <w:r>
         <w:rPr>
           <w:lang w:val="zh_TW" w:bidi="zh_TW"/>
@@ -2816,18 +2072,12 @@
         </w:rPr>
         <w:t>他也帶領並管理迅速成長的門徒群體（</w:t>
       </w:r>
-      <w:hyperlink r:id="rId115">
-        <w:r>
-          <w:rPr>
-            <w:lang w:val="zh_TW" w:bidi="zh_TW"/>
-          </w:rPr>
-          <w:rPr>
-            <w:color w:val="0000EE"/>
-            <w:u w:val="single"/>
-          </w:rPr>
-          <w:t>徒5:3–11</w:t>
-        </w:r>
-      </w:hyperlink>
+      <w:r>
+        <w:rPr>
+          <w:lang w:val="zh_TW" w:bidi="zh_TW"/>
+        </w:rPr>
+        <w:t>徒5:3–11</w:t>
+      </w:r>
       <w:r>
         <w:rPr>
           <w:lang w:val="zh_TW" w:bidi="zh_TW"/>
@@ -2848,72 +2098,48 @@
         </w:rPr>
         <w:t>彼得是第一個向非猶太人分享耶穌福音的人（</w:t>
       </w:r>
-      <w:hyperlink r:id="rId116">
-        <w:r>
-          <w:rPr>
-            <w:lang w:val="zh_TW" w:bidi="zh_TW"/>
-          </w:rPr>
-          <w:rPr>
-            <w:color w:val="0000EE"/>
-            <w:u w:val="single"/>
-          </w:rPr>
-          <w:t>徒10:1–48</w:t>
-        </w:r>
-      </w:hyperlink>
+      <w:r>
+        <w:rPr>
+          <w:lang w:val="zh_TW" w:bidi="zh_TW"/>
+        </w:rPr>
+        <w:t>徒10:1–48</w:t>
+      </w:r>
       <w:r>
         <w:rPr>
           <w:lang w:val="zh_TW" w:bidi="zh_TW"/>
         </w:rPr>
         <w:t>；見</w:t>
       </w:r>
-      <w:hyperlink r:id="rId117">
-        <w:r>
-          <w:rPr>
-            <w:lang w:val="zh_TW" w:bidi="zh_TW"/>
-          </w:rPr>
-          <w:rPr>
-            <w:color w:val="0000EE"/>
-            <w:u w:val="single"/>
-          </w:rPr>
-          <w:t>太16:18</w:t>
-        </w:r>
-      </w:hyperlink>
+      <w:r>
+        <w:rPr>
+          <w:lang w:val="zh_TW" w:bidi="zh_TW"/>
+        </w:rPr>
+        <w:t>太16:18</w:t>
+      </w:r>
       <w:r>
         <w:rPr>
           <w:lang w:val="zh_TW" w:bidi="zh_TW"/>
         </w:rPr>
         <w:t>）。他在耶路撒冷大公會議中，關於非猶太人歸信的討論中，發揮重要作用。他主張非猶太人不應該遵守摩西的律法，而是應當僅憑對耶穌的信心得蒙接納（</w:t>
       </w:r>
-      <w:hyperlink r:id="rId118">
-        <w:r>
-          <w:rPr>
-            <w:lang w:val="zh_TW" w:bidi="zh_TW"/>
-          </w:rPr>
-          <w:rPr>
-            <w:color w:val="0000EE"/>
-            <w:u w:val="single"/>
-          </w:rPr>
-          <w:t>徒15:7–11</w:t>
-        </w:r>
-      </w:hyperlink>
+      <w:r>
+        <w:rPr>
+          <w:lang w:val="zh_TW" w:bidi="zh_TW"/>
+        </w:rPr>
+        <w:t>徒15:7–11</w:t>
+      </w:r>
       <w:r>
         <w:rPr>
           <w:lang w:val="zh_TW" w:bidi="zh_TW"/>
         </w:rPr>
         <w:t>）。然而，後來他在安提阿時，對此立場表現出不一致，保羅因此嚴厲指責他（</w:t>
       </w:r>
-      <w:hyperlink r:id="rId119">
-        <w:r>
-          <w:rPr>
-            <w:lang w:val="zh_TW" w:bidi="zh_TW"/>
-          </w:rPr>
-          <w:rPr>
-            <w:color w:val="0000EE"/>
-            <w:u w:val="single"/>
-          </w:rPr>
-          <w:t>加2:11–16</w:t>
-        </w:r>
-      </w:hyperlink>
+      <w:r>
+        <w:rPr>
+          <w:lang w:val="zh_TW" w:bidi="zh_TW"/>
+        </w:rPr>
+        <w:t>加2:11–16</w:t>
+      </w:r>
       <w:r>
         <w:rPr>
           <w:lang w:val="zh_TW" w:bidi="zh_TW"/>
@@ -2934,72 +2160,48 @@
         </w:rPr>
         <w:t>彼得在宣教旅程中，曾帶著妻子同行（</w:t>
       </w:r>
-      <w:hyperlink r:id="rId70">
-        <w:r>
-          <w:rPr>
-            <w:lang w:val="zh_TW" w:bidi="zh_TW"/>
-          </w:rPr>
-          <w:rPr>
-            <w:color w:val="0000EE"/>
-            <w:u w:val="single"/>
-          </w:rPr>
-          <w:t>林前9:5</w:t>
-        </w:r>
-      </w:hyperlink>
+      <w:r>
+        <w:rPr>
+          <w:lang w:val="zh_TW" w:bidi="zh_TW"/>
+        </w:rPr>
+        <w:t>林前9:5</w:t>
+      </w:r>
       <w:r>
         <w:rPr>
           <w:lang w:val="zh_TW" w:bidi="zh_TW"/>
         </w:rPr>
         <w:t>）。關於彼得後來的生活和宣教工作，我們所知不多。他可能曾在哥林多待過一段時間（</w:t>
       </w:r>
-      <w:hyperlink r:id="rId120">
-        <w:r>
-          <w:rPr>
-            <w:lang w:val="zh_TW" w:bidi="zh_TW"/>
-          </w:rPr>
-          <w:rPr>
-            <w:color w:val="0000EE"/>
-            <w:u w:val="single"/>
-          </w:rPr>
-          <w:t>林前1:12</w:t>
-        </w:r>
-      </w:hyperlink>
+      <w:r>
+        <w:rPr>
+          <w:lang w:val="zh_TW" w:bidi="zh_TW"/>
+        </w:rPr>
+        <w:t>林前1:12</w:t>
+      </w:r>
       <w:r>
         <w:rPr>
           <w:lang w:val="zh_TW" w:bidi="zh_TW"/>
         </w:rPr>
         <w:t>，</w:t>
       </w:r>
-      <w:hyperlink r:id="rId121">
-        <w:r>
-          <w:rPr>
-            <w:lang w:val="zh_TW" w:bidi="zh_TW"/>
-          </w:rPr>
-          <w:rPr>
-            <w:color w:val="0000EE"/>
-            <w:u w:val="single"/>
-          </w:rPr>
-          <w:t>3:22</w:t>
-        </w:r>
-      </w:hyperlink>
+      <w:r>
+        <w:rPr>
+          <w:lang w:val="zh_TW" w:bidi="zh_TW"/>
+        </w:rPr>
+        <w:t>3:22</w:t>
+      </w:r>
       <w:r>
         <w:rPr>
           <w:lang w:val="zh_TW" w:bidi="zh_TW"/>
         </w:rPr>
         <w:t>）。早期傳統認為，彼得在公元64–65年尼祿（Nero）迫害基督徒期間，被釘死在羅馬的十字架上。耶穌曾預言這件事（</w:t>
       </w:r>
-      <w:hyperlink r:id="rId122">
-        <w:r>
-          <w:rPr>
-            <w:lang w:val="zh_TW" w:bidi="zh_TW"/>
-          </w:rPr>
-          <w:rPr>
-            <w:color w:val="0000EE"/>
-            <w:u w:val="single"/>
-          </w:rPr>
-          <w:t>約21:18–19</w:t>
-        </w:r>
-      </w:hyperlink>
+      <w:r>
+        <w:rPr>
+          <w:lang w:val="zh_TW" w:bidi="zh_TW"/>
+        </w:rPr>
+        <w:t>約21:18–19</w:t>
+      </w:r>
       <w:r>
         <w:rPr>
           <w:lang w:val="zh_TW" w:bidi="zh_TW"/>
@@ -3020,18 +2222,12 @@
         </w:rPr>
         <w:t>彼得很可能提供資料，讓馬可記錄其福音書。馬可可能是在彼得晚年，於義大利從事宣教工作時，協助他並從他得知這些內容。傳統也認為彼得寫了彼得前書（在羅馬寫下，也稱為「巴比倫」，</w:t>
       </w:r>
-      <w:hyperlink r:id="rId123">
-        <w:r>
-          <w:rPr>
-            <w:lang w:val="zh_TW" w:bidi="zh_TW"/>
-          </w:rPr>
-          <w:rPr>
-            <w:color w:val="0000EE"/>
-            <w:u w:val="single"/>
-          </w:rPr>
-          <w:t>彼前5:13</w:t>
-        </w:r>
-      </w:hyperlink>
+      <w:r>
+        <w:rPr>
+          <w:lang w:val="zh_TW" w:bidi="zh_TW"/>
+        </w:rPr>
+        <w:t>彼前5:13</w:t>
+      </w:r>
       <w:r>
         <w:rPr>
           <w:lang w:val="zh_TW" w:bidi="zh_TW"/>
@@ -3075,1062 +2271,708 @@
           <w:lang w:val="zh_TW" w:bidi="zh_TW"/>
         </w:rPr>
       </w:r>
-      <w:hyperlink r:id="rId124">
-        <w:r>
-          <w:rPr>
-            <w:lang w:val="zh_TW" w:bidi="zh_TW"/>
-          </w:rPr>
-          <w:rPr>
-            <w:color w:val="0000EE"/>
-            <w:u w:val="single"/>
-          </w:rPr>
-          <w:t>太4:18–20</w:t>
-        </w:r>
-      </w:hyperlink>
+      <w:r>
+        <w:rPr>
+          <w:lang w:val="zh_TW" w:bidi="zh_TW"/>
+        </w:rPr>
+        <w:t>太4:18–20</w:t>
+      </w:r>
       <w:r>
         <w:rPr>
           <w:lang w:val="zh_TW" w:bidi="zh_TW"/>
         </w:rPr>
         <w:t>，</w:t>
       </w:r>
-      <w:hyperlink r:id="rId125">
-        <w:r>
-          <w:rPr>
-            <w:lang w:val="zh_TW" w:bidi="zh_TW"/>
-          </w:rPr>
-          <w:rPr>
-            <w:color w:val="0000EE"/>
-            <w:u w:val="single"/>
-          </w:rPr>
-          <w:t>8:14</w:t>
-        </w:r>
-      </w:hyperlink>
+      <w:r>
+        <w:rPr>
+          <w:lang w:val="zh_TW" w:bidi="zh_TW"/>
+        </w:rPr>
+        <w:t>8:14</w:t>
+      </w:r>
       <w:r>
         <w:rPr>
           <w:lang w:val="zh_TW" w:bidi="zh_TW"/>
         </w:rPr>
         <w:t>，</w:t>
       </w:r>
-      <w:hyperlink r:id="rId46">
-        <w:r>
-          <w:rPr>
-            <w:lang w:val="zh_TW" w:bidi="zh_TW"/>
-          </w:rPr>
-          <w:rPr>
-            <w:color w:val="0000EE"/>
-            <w:u w:val="single"/>
-          </w:rPr>
-          <w:t>10:2</w:t>
-        </w:r>
-      </w:hyperlink>
+      <w:r>
+        <w:rPr>
+          <w:lang w:val="zh_TW" w:bidi="zh_TW"/>
+        </w:rPr>
+        <w:t>10:2</w:t>
+      </w:r>
       <w:r>
         <w:rPr>
           <w:lang w:val="zh_TW" w:bidi="zh_TW"/>
         </w:rPr>
         <w:t>，</w:t>
       </w:r>
-      <w:hyperlink r:id="rId126">
-        <w:r>
-          <w:rPr>
-            <w:lang w:val="zh_TW" w:bidi="zh_TW"/>
-          </w:rPr>
-          <w:rPr>
-            <w:color w:val="0000EE"/>
-            <w:u w:val="single"/>
-          </w:rPr>
-          <w:t>14:28–31</w:t>
-        </w:r>
-      </w:hyperlink>
+      <w:r>
+        <w:rPr>
+          <w:lang w:val="zh_TW" w:bidi="zh_TW"/>
+        </w:rPr>
+        <w:t>14:28–31</w:t>
+      </w:r>
       <w:r>
         <w:rPr>
           <w:lang w:val="zh_TW" w:bidi="zh_TW"/>
         </w:rPr>
         <w:t>，</w:t>
       </w:r>
-      <w:hyperlink r:id="rId127">
-        <w:r>
-          <w:rPr>
-            <w:lang w:val="zh_TW" w:bidi="zh_TW"/>
-          </w:rPr>
-          <w:rPr>
-            <w:color w:val="0000EE"/>
-            <w:u w:val="single"/>
-          </w:rPr>
-          <w:t>15:15</w:t>
-        </w:r>
-      </w:hyperlink>
+      <w:r>
+        <w:rPr>
+          <w:lang w:val="zh_TW" w:bidi="zh_TW"/>
+        </w:rPr>
+        <w:t>15:15</w:t>
+      </w:r>
       <w:r>
         <w:rPr>
           <w:lang w:val="zh_TW" w:bidi="zh_TW"/>
         </w:rPr>
         <w:t>，</w:t>
       </w:r>
-      <w:hyperlink r:id="rId128">
-        <w:r>
-          <w:rPr>
-            <w:lang w:val="zh_TW" w:bidi="zh_TW"/>
-          </w:rPr>
-          <w:rPr>
-            <w:color w:val="0000EE"/>
-            <w:u w:val="single"/>
-          </w:rPr>
-          <w:t>16:16–19</w:t>
-        </w:r>
-      </w:hyperlink>
+      <w:r>
+        <w:rPr>
+          <w:lang w:val="zh_TW" w:bidi="zh_TW"/>
+        </w:rPr>
+        <w:t>16:16–19</w:t>
+      </w:r>
       <w:r>
         <w:rPr>
           <w:lang w:val="zh_TW" w:bidi="zh_TW"/>
         </w:rPr>
         <w:t>、</w:t>
       </w:r>
-      <w:hyperlink r:id="rId129">
-        <w:r>
-          <w:rPr>
-            <w:lang w:val="zh_TW" w:bidi="zh_TW"/>
-          </w:rPr>
-          <w:rPr>
-            <w:color w:val="0000EE"/>
-            <w:u w:val="single"/>
-          </w:rPr>
-          <w:t>22–23</w:t>
-        </w:r>
-      </w:hyperlink>
+      <w:r>
+        <w:rPr>
+          <w:lang w:val="zh_TW" w:bidi="zh_TW"/>
+        </w:rPr>
+        <w:t>22–23</w:t>
+      </w:r>
       <w:r>
         <w:rPr>
           <w:lang w:val="zh_TW" w:bidi="zh_TW"/>
         </w:rPr>
         <w:t>，</w:t>
       </w:r>
-      <w:hyperlink r:id="rId130">
-        <w:r>
-          <w:rPr>
-            <w:lang w:val="zh_TW" w:bidi="zh_TW"/>
-          </w:rPr>
-          <w:rPr>
-            <w:color w:val="0000EE"/>
-            <w:u w:val="single"/>
-          </w:rPr>
-          <w:t>17:1–4</w:t>
-        </w:r>
-      </w:hyperlink>
+      <w:r>
+        <w:rPr>
+          <w:lang w:val="zh_TW" w:bidi="zh_TW"/>
+        </w:rPr>
+        <w:t>17:1–4</w:t>
+      </w:r>
       <w:r>
         <w:rPr>
           <w:lang w:val="zh_TW" w:bidi="zh_TW"/>
         </w:rPr>
         <w:t>、</w:t>
       </w:r>
-      <w:hyperlink r:id="rId131">
-        <w:r>
-          <w:rPr>
-            <w:lang w:val="zh_TW" w:bidi="zh_TW"/>
-          </w:rPr>
-          <w:rPr>
-            <w:color w:val="0000EE"/>
-            <w:u w:val="single"/>
-          </w:rPr>
-          <w:t>24–27</w:t>
-        </w:r>
-      </w:hyperlink>
+      <w:r>
+        <w:rPr>
+          <w:lang w:val="zh_TW" w:bidi="zh_TW"/>
+        </w:rPr>
+        <w:t>24–27</w:t>
+      </w:r>
       <w:r>
         <w:rPr>
           <w:lang w:val="zh_TW" w:bidi="zh_TW"/>
         </w:rPr>
         <w:t>，</w:t>
       </w:r>
-      <w:hyperlink r:id="rId132">
-        <w:r>
-          <w:rPr>
-            <w:lang w:val="zh_TW" w:bidi="zh_TW"/>
-          </w:rPr>
-          <w:rPr>
-            <w:color w:val="0000EE"/>
-            <w:u w:val="single"/>
-          </w:rPr>
-          <w:t>18:21</w:t>
-        </w:r>
-      </w:hyperlink>
+      <w:r>
+        <w:rPr>
+          <w:lang w:val="zh_TW" w:bidi="zh_TW"/>
+        </w:rPr>
+        <w:t>18:21</w:t>
+      </w:r>
       <w:r>
         <w:rPr>
           <w:lang w:val="zh_TW" w:bidi="zh_TW"/>
         </w:rPr>
         <w:t>，</w:t>
       </w:r>
-      <w:hyperlink r:id="rId133">
-        <w:r>
-          <w:rPr>
-            <w:lang w:val="zh_TW" w:bidi="zh_TW"/>
-          </w:rPr>
-          <w:rPr>
-            <w:color w:val="0000EE"/>
-            <w:u w:val="single"/>
-          </w:rPr>
-          <w:t>19:27</w:t>
-        </w:r>
-      </w:hyperlink>
+      <w:r>
+        <w:rPr>
+          <w:lang w:val="zh_TW" w:bidi="zh_TW"/>
+        </w:rPr>
+        <w:t>19:27</w:t>
+      </w:r>
       <w:r>
         <w:rPr>
           <w:lang w:val="zh_TW" w:bidi="zh_TW"/>
         </w:rPr>
         <w:t>，</w:t>
       </w:r>
-      <w:hyperlink r:id="rId134">
-        <w:r>
-          <w:rPr>
-            <w:lang w:val="zh_TW" w:bidi="zh_TW"/>
-          </w:rPr>
-          <w:rPr>
-            <w:color w:val="0000EE"/>
-            <w:u w:val="single"/>
-          </w:rPr>
-          <w:t>26:33–45</w:t>
-        </w:r>
-      </w:hyperlink>
+      <w:r>
+        <w:rPr>
+          <w:lang w:val="zh_TW" w:bidi="zh_TW"/>
+        </w:rPr>
+        <w:t>26:33–45</w:t>
+      </w:r>
       <w:r>
         <w:rPr>
           <w:lang w:val="zh_TW" w:bidi="zh_TW"/>
         </w:rPr>
         <w:t>、</w:t>
       </w:r>
-      <w:hyperlink r:id="rId135">
-        <w:r>
-          <w:rPr>
-            <w:lang w:val="zh_TW" w:bidi="zh_TW"/>
-          </w:rPr>
-          <w:rPr>
-            <w:color w:val="0000EE"/>
-            <w:u w:val="single"/>
-          </w:rPr>
-          <w:t>58</w:t>
-        </w:r>
-      </w:hyperlink>
+      <w:r>
+        <w:rPr>
+          <w:lang w:val="zh_TW" w:bidi="zh_TW"/>
+        </w:rPr>
+        <w:t>58</w:t>
+      </w:r>
       <w:r>
         <w:rPr>
           <w:lang w:val="zh_TW" w:bidi="zh_TW"/>
         </w:rPr>
         <w:t>、</w:t>
       </w:r>
-      <w:hyperlink r:id="rId94">
-        <w:r>
-          <w:rPr>
-            <w:lang w:val="zh_TW" w:bidi="zh_TW"/>
-          </w:rPr>
-          <w:rPr>
-            <w:color w:val="0000EE"/>
-            <w:u w:val="single"/>
-          </w:rPr>
-          <w:t>69–75</w:t>
-        </w:r>
-      </w:hyperlink>
+      <w:r>
+        <w:rPr>
+          <w:lang w:val="zh_TW" w:bidi="zh_TW"/>
+        </w:rPr>
+        <w:t>69–75</w:t>
+      </w:r>
       <w:r>
         <w:rPr>
           <w:lang w:val="zh_TW" w:bidi="zh_TW"/>
         </w:rPr>
         <w:t>；</w:t>
       </w:r>
-      <w:hyperlink r:id="rId136">
-        <w:r>
-          <w:rPr>
-            <w:lang w:val="zh_TW" w:bidi="zh_TW"/>
-          </w:rPr>
-          <w:rPr>
-            <w:color w:val="0000EE"/>
-            <w:u w:val="single"/>
-          </w:rPr>
-          <w:t>可1:16–18</w:t>
-        </w:r>
-      </w:hyperlink>
+      <w:r>
+        <w:rPr>
+          <w:lang w:val="zh_TW" w:bidi="zh_TW"/>
+        </w:rPr>
+        <w:t>可1:16–18</w:t>
+      </w:r>
       <w:r>
         <w:rPr>
           <w:lang w:val="zh_TW" w:bidi="zh_TW"/>
         </w:rPr>
         <w:t>、</w:t>
       </w:r>
-      <w:hyperlink r:id="rId137">
-        <w:r>
-          <w:rPr>
-            <w:lang w:val="zh_TW" w:bidi="zh_TW"/>
-          </w:rPr>
-          <w:rPr>
-            <w:color w:val="0000EE"/>
-            <w:u w:val="single"/>
-          </w:rPr>
-          <w:t>29–30</w:t>
-        </w:r>
-      </w:hyperlink>
+      <w:r>
+        <w:rPr>
+          <w:lang w:val="zh_TW" w:bidi="zh_TW"/>
+        </w:rPr>
+        <w:t>29–30</w:t>
+      </w:r>
       <w:r>
         <w:rPr>
           <w:lang w:val="zh_TW" w:bidi="zh_TW"/>
         </w:rPr>
         <w:t>、</w:t>
       </w:r>
-      <w:hyperlink r:id="rId138">
-        <w:r>
-          <w:rPr>
-            <w:lang w:val="zh_TW" w:bidi="zh_TW"/>
-          </w:rPr>
-          <w:rPr>
-            <w:color w:val="0000EE"/>
-            <w:u w:val="single"/>
-          </w:rPr>
-          <w:t>36–37</w:t>
-        </w:r>
-      </w:hyperlink>
+      <w:r>
+        <w:rPr>
+          <w:lang w:val="zh_TW" w:bidi="zh_TW"/>
+        </w:rPr>
+        <w:t>36–37</w:t>
+      </w:r>
       <w:r>
         <w:rPr>
           <w:lang w:val="zh_TW" w:bidi="zh_TW"/>
         </w:rPr>
         <w:t>，</w:t>
       </w:r>
-      <w:hyperlink r:id="rId79">
-        <w:r>
-          <w:rPr>
-            <w:lang w:val="zh_TW" w:bidi="zh_TW"/>
-          </w:rPr>
-          <w:rPr>
-            <w:color w:val="0000EE"/>
-            <w:u w:val="single"/>
-          </w:rPr>
-          <w:t>3:16</w:t>
-        </w:r>
-      </w:hyperlink>
+      <w:r>
+        <w:rPr>
+          <w:lang w:val="zh_TW" w:bidi="zh_TW"/>
+        </w:rPr>
+        <w:t>3:16</w:t>
+      </w:r>
       <w:r>
         <w:rPr>
           <w:lang w:val="zh_TW" w:bidi="zh_TW"/>
         </w:rPr>
         <w:t>，</w:t>
       </w:r>
-      <w:hyperlink r:id="rId13">
-        <w:r>
-          <w:rPr>
-            <w:lang w:val="zh_TW" w:bidi="zh_TW"/>
-          </w:rPr>
-          <w:rPr>
-            <w:color w:val="0000EE"/>
-            <w:u w:val="single"/>
-          </w:rPr>
-          <w:t>5:37</w:t>
-        </w:r>
-      </w:hyperlink>
+      <w:r>
+        <w:rPr>
+          <w:lang w:val="zh_TW" w:bidi="zh_TW"/>
+        </w:rPr>
+        <w:t>5:37</w:t>
+      </w:r>
       <w:r>
         <w:rPr>
           <w:lang w:val="zh_TW" w:bidi="zh_TW"/>
         </w:rPr>
         <w:t>，</w:t>
       </w:r>
-      <w:hyperlink r:id="rId139">
-        <w:r>
-          <w:rPr>
-            <w:lang w:val="zh_TW" w:bidi="zh_TW"/>
-          </w:rPr>
-          <w:rPr>
-            <w:color w:val="0000EE"/>
-            <w:u w:val="single"/>
-          </w:rPr>
-          <w:t>8:29–33</w:t>
-        </w:r>
-      </w:hyperlink>
+      <w:r>
+        <w:rPr>
+          <w:lang w:val="zh_TW" w:bidi="zh_TW"/>
+        </w:rPr>
+        <w:t>8:29–33</w:t>
+      </w:r>
       <w:r>
         <w:rPr>
           <w:lang w:val="zh_TW" w:bidi="zh_TW"/>
         </w:rPr>
         <w:t>，</w:t>
       </w:r>
-      <w:hyperlink r:id="rId140">
-        <w:r>
-          <w:rPr>
-            <w:lang w:val="zh_TW" w:bidi="zh_TW"/>
-          </w:rPr>
-          <w:rPr>
-            <w:color w:val="0000EE"/>
-            <w:u w:val="single"/>
-          </w:rPr>
-          <w:t>9:2–6</w:t>
-        </w:r>
-      </w:hyperlink>
+      <w:r>
+        <w:rPr>
+          <w:lang w:val="zh_TW" w:bidi="zh_TW"/>
+        </w:rPr>
+        <w:t>9:2–6</w:t>
+      </w:r>
       <w:r>
         <w:rPr>
           <w:lang w:val="zh_TW" w:bidi="zh_TW"/>
         </w:rPr>
         <w:t>，</w:t>
       </w:r>
-      <w:hyperlink r:id="rId141">
-        <w:r>
-          <w:rPr>
-            <w:lang w:val="zh_TW" w:bidi="zh_TW"/>
-          </w:rPr>
-          <w:rPr>
-            <w:color w:val="0000EE"/>
-            <w:u w:val="single"/>
-          </w:rPr>
-          <w:t>10:28</w:t>
-        </w:r>
-      </w:hyperlink>
+      <w:r>
+        <w:rPr>
+          <w:lang w:val="zh_TW" w:bidi="zh_TW"/>
+        </w:rPr>
+        <w:t>10:28</w:t>
+      </w:r>
       <w:r>
         <w:rPr>
           <w:lang w:val="zh_TW" w:bidi="zh_TW"/>
         </w:rPr>
         <w:t>，</w:t>
       </w:r>
-      <w:hyperlink r:id="rId142">
-        <w:r>
-          <w:rPr>
-            <w:lang w:val="zh_TW" w:bidi="zh_TW"/>
-          </w:rPr>
-          <w:rPr>
-            <w:color w:val="0000EE"/>
-            <w:u w:val="single"/>
-          </w:rPr>
-          <w:t>11:21</w:t>
-        </w:r>
-      </w:hyperlink>
+      <w:r>
+        <w:rPr>
+          <w:lang w:val="zh_TW" w:bidi="zh_TW"/>
+        </w:rPr>
+        <w:t>11:21</w:t>
+      </w:r>
       <w:r>
         <w:rPr>
           <w:lang w:val="zh_TW" w:bidi="zh_TW"/>
         </w:rPr>
         <w:t>，</w:t>
       </w:r>
-      <w:hyperlink r:id="rId54">
-        <w:r>
-          <w:rPr>
-            <w:lang w:val="zh_TW" w:bidi="zh_TW"/>
-          </w:rPr>
-          <w:rPr>
-            <w:color w:val="0000EE"/>
-            <w:u w:val="single"/>
-          </w:rPr>
-          <w:t>13:3–4</w:t>
-        </w:r>
-      </w:hyperlink>
+      <w:r>
+        <w:rPr>
+          <w:lang w:val="zh_TW" w:bidi="zh_TW"/>
+        </w:rPr>
+        <w:t>13:3–4</w:t>
+      </w:r>
       <w:r>
         <w:rPr>
           <w:lang w:val="zh_TW" w:bidi="zh_TW"/>
         </w:rPr>
         <w:t>，</w:t>
       </w:r>
-      <w:hyperlink r:id="rId143">
-        <w:r>
-          <w:rPr>
-            <w:lang w:val="zh_TW" w:bidi="zh_TW"/>
-          </w:rPr>
-          <w:rPr>
-            <w:color w:val="0000EE"/>
-            <w:u w:val="single"/>
-          </w:rPr>
-          <w:t>14:29–42</w:t>
-        </w:r>
-      </w:hyperlink>
+      <w:r>
+        <w:rPr>
+          <w:lang w:val="zh_TW" w:bidi="zh_TW"/>
+        </w:rPr>
+        <w:t>14:29–42</w:t>
+      </w:r>
       <w:r>
         <w:rPr>
           <w:lang w:val="zh_TW" w:bidi="zh_TW"/>
         </w:rPr>
         <w:t>、</w:t>
       </w:r>
-      <w:hyperlink r:id="rId144">
-        <w:r>
-          <w:rPr>
-            <w:lang w:val="zh_TW" w:bidi="zh_TW"/>
-          </w:rPr>
-          <w:rPr>
-            <w:color w:val="0000EE"/>
-            <w:u w:val="single"/>
-          </w:rPr>
-          <w:t>54</w:t>
-        </w:r>
-      </w:hyperlink>
+      <w:r>
+        <w:rPr>
+          <w:lang w:val="zh_TW" w:bidi="zh_TW"/>
+        </w:rPr>
+        <w:t>54</w:t>
+      </w:r>
       <w:r>
         <w:rPr>
           <w:lang w:val="zh_TW" w:bidi="zh_TW"/>
         </w:rPr>
         <w:t>、</w:t>
       </w:r>
-      <w:hyperlink r:id="rId95">
-        <w:r>
-          <w:rPr>
-            <w:lang w:val="zh_TW" w:bidi="zh_TW"/>
-          </w:rPr>
-          <w:rPr>
-            <w:color w:val="0000EE"/>
-            <w:u w:val="single"/>
-          </w:rPr>
-          <w:t>66–72</w:t>
-        </w:r>
-      </w:hyperlink>
+      <w:r>
+        <w:rPr>
+          <w:lang w:val="zh_TW" w:bidi="zh_TW"/>
+        </w:rPr>
+        <w:t>66–72</w:t>
+      </w:r>
       <w:r>
         <w:rPr>
           <w:lang w:val="zh_TW" w:bidi="zh_TW"/>
         </w:rPr>
         <w:t>，</w:t>
       </w:r>
-      <w:hyperlink r:id="rId145">
-        <w:r>
-          <w:rPr>
-            <w:lang w:val="zh_TW" w:bidi="zh_TW"/>
-          </w:rPr>
-          <w:rPr>
-            <w:color w:val="0000EE"/>
-            <w:u w:val="single"/>
-          </w:rPr>
-          <w:t>16:7–8</w:t>
-        </w:r>
-      </w:hyperlink>
+      <w:r>
+        <w:rPr>
+          <w:lang w:val="zh_TW" w:bidi="zh_TW"/>
+        </w:rPr>
+        <w:t>16:7–8</w:t>
+      </w:r>
       <w:r>
         <w:rPr>
           <w:lang w:val="zh_TW" w:bidi="zh_TW"/>
         </w:rPr>
         <w:t>；</w:t>
       </w:r>
-      <w:hyperlink r:id="rId146">
-        <w:r>
-          <w:rPr>
-            <w:lang w:val="zh_TW" w:bidi="zh_TW"/>
-          </w:rPr>
-          <w:rPr>
-            <w:color w:val="0000EE"/>
-            <w:u w:val="single"/>
-          </w:rPr>
-          <w:t>路4:38</w:t>
-        </w:r>
-      </w:hyperlink>
+      <w:r>
+        <w:rPr>
+          <w:lang w:val="zh_TW" w:bidi="zh_TW"/>
+        </w:rPr>
+        <w:t>路4:38</w:t>
+      </w:r>
       <w:r>
         <w:rPr>
           <w:lang w:val="zh_TW" w:bidi="zh_TW"/>
         </w:rPr>
         <w:t>，</w:t>
       </w:r>
-      <w:hyperlink r:id="rId147">
-        <w:r>
-          <w:rPr>
-            <w:lang w:val="zh_TW" w:bidi="zh_TW"/>
-          </w:rPr>
-          <w:rPr>
-            <w:color w:val="0000EE"/>
-            <w:u w:val="single"/>
-          </w:rPr>
-          <w:t>5:3–10</w:t>
-        </w:r>
-      </w:hyperlink>
+      <w:r>
+        <w:rPr>
+          <w:lang w:val="zh_TW" w:bidi="zh_TW"/>
+        </w:rPr>
+        <w:t>5:3–10</w:t>
+      </w:r>
       <w:r>
         <w:rPr>
           <w:lang w:val="zh_TW" w:bidi="zh_TW"/>
         </w:rPr>
         <w:t>，</w:t>
       </w:r>
-      <w:hyperlink r:id="rId57">
-        <w:r>
-          <w:rPr>
-            <w:lang w:val="zh_TW" w:bidi="zh_TW"/>
-          </w:rPr>
-          <w:rPr>
-            <w:color w:val="0000EE"/>
-            <w:u w:val="single"/>
-          </w:rPr>
-          <w:t>6:14</w:t>
-        </w:r>
-      </w:hyperlink>
+      <w:r>
+        <w:rPr>
+          <w:lang w:val="zh_TW" w:bidi="zh_TW"/>
+        </w:rPr>
+        <w:t>6:14</w:t>
+      </w:r>
       <w:r>
         <w:rPr>
           <w:lang w:val="zh_TW" w:bidi="zh_TW"/>
         </w:rPr>
         <w:t>，</w:t>
       </w:r>
-      <w:hyperlink r:id="rId148">
-        <w:r>
-          <w:rPr>
-            <w:lang w:val="zh_TW" w:bidi="zh_TW"/>
-          </w:rPr>
-          <w:rPr>
-            <w:color w:val="0000EE"/>
-            <w:u w:val="single"/>
-          </w:rPr>
-          <w:t>8:45</w:t>
-        </w:r>
-      </w:hyperlink>
+      <w:r>
+        <w:rPr>
+          <w:lang w:val="zh_TW" w:bidi="zh_TW"/>
+        </w:rPr>
+        <w:t>8:45</w:t>
+      </w:r>
       <w:r>
         <w:rPr>
           <w:lang w:val="zh_TW" w:bidi="zh_TW"/>
         </w:rPr>
         <w:t>、</w:t>
       </w:r>
-      <w:hyperlink r:id="rId58">
-        <w:r>
-          <w:rPr>
-            <w:lang w:val="zh_TW" w:bidi="zh_TW"/>
-          </w:rPr>
-          <w:rPr>
-            <w:color w:val="0000EE"/>
-            <w:u w:val="single"/>
-          </w:rPr>
-          <w:t>51</w:t>
-        </w:r>
-      </w:hyperlink>
+      <w:r>
+        <w:rPr>
+          <w:lang w:val="zh_TW" w:bidi="zh_TW"/>
+        </w:rPr>
+        <w:t>51</w:t>
+      </w:r>
       <w:r>
         <w:rPr>
           <w:lang w:val="zh_TW" w:bidi="zh_TW"/>
         </w:rPr>
         <w:t>，</w:t>
       </w:r>
-      <w:hyperlink r:id="rId90">
-        <w:r>
-          <w:rPr>
-            <w:lang w:val="zh_TW" w:bidi="zh_TW"/>
-          </w:rPr>
-          <w:rPr>
-            <w:color w:val="0000EE"/>
-            <w:u w:val="single"/>
-          </w:rPr>
-          <w:t>9:20</w:t>
-        </w:r>
-      </w:hyperlink>
+      <w:r>
+        <w:rPr>
+          <w:lang w:val="zh_TW" w:bidi="zh_TW"/>
+        </w:rPr>
+        <w:t>9:20</w:t>
+      </w:r>
       <w:r>
         <w:rPr>
           <w:lang w:val="zh_TW" w:bidi="zh_TW"/>
         </w:rPr>
         <w:t>、</w:t>
       </w:r>
-      <w:hyperlink r:id="rId149">
-        <w:r>
-          <w:rPr>
-            <w:lang w:val="zh_TW" w:bidi="zh_TW"/>
-          </w:rPr>
-          <w:rPr>
-            <w:color w:val="0000EE"/>
-            <w:u w:val="single"/>
-          </w:rPr>
-          <w:t>28–33</w:t>
-        </w:r>
-      </w:hyperlink>
+      <w:r>
+        <w:rPr>
+          <w:lang w:val="zh_TW" w:bidi="zh_TW"/>
+        </w:rPr>
+        <w:t>28–33</w:t>
+      </w:r>
       <w:r>
         <w:rPr>
           <w:lang w:val="zh_TW" w:bidi="zh_TW"/>
         </w:rPr>
         <w:t>，</w:t>
       </w:r>
-      <w:hyperlink r:id="rId150">
-        <w:r>
-          <w:rPr>
-            <w:lang w:val="zh_TW" w:bidi="zh_TW"/>
-          </w:rPr>
-          <w:rPr>
-            <w:color w:val="0000EE"/>
-            <w:u w:val="single"/>
-          </w:rPr>
-          <w:t>12:41</w:t>
-        </w:r>
-      </w:hyperlink>
+      <w:r>
+        <w:rPr>
+          <w:lang w:val="zh_TW" w:bidi="zh_TW"/>
+        </w:rPr>
+        <w:t>12:41</w:t>
+      </w:r>
       <w:r>
         <w:rPr>
           <w:lang w:val="zh_TW" w:bidi="zh_TW"/>
         </w:rPr>
         <w:t>，</w:t>
       </w:r>
-      <w:hyperlink r:id="rId151">
-        <w:r>
-          <w:rPr>
-            <w:lang w:val="zh_TW" w:bidi="zh_TW"/>
-          </w:rPr>
-          <w:rPr>
-            <w:color w:val="0000EE"/>
-            <w:u w:val="single"/>
-          </w:rPr>
-          <w:t>18:28</w:t>
-        </w:r>
-      </w:hyperlink>
+      <w:r>
+        <w:rPr>
+          <w:lang w:val="zh_TW" w:bidi="zh_TW"/>
+        </w:rPr>
+        <w:t>18:28</w:t>
+      </w:r>
       <w:r>
         <w:rPr>
           <w:lang w:val="zh_TW" w:bidi="zh_TW"/>
         </w:rPr>
         <w:t>，</w:t>
       </w:r>
-      <w:hyperlink r:id="rId152">
-        <w:r>
-          <w:rPr>
-            <w:lang w:val="zh_TW" w:bidi="zh_TW"/>
-          </w:rPr>
-          <w:rPr>
-            <w:color w:val="0000EE"/>
-            <w:u w:val="single"/>
-          </w:rPr>
-          <w:t>22:8</w:t>
-        </w:r>
-      </w:hyperlink>
+      <w:r>
+        <w:rPr>
+          <w:lang w:val="zh_TW" w:bidi="zh_TW"/>
+        </w:rPr>
+        <w:t>22:8</w:t>
+      </w:r>
       <w:r>
         <w:rPr>
           <w:lang w:val="zh_TW" w:bidi="zh_TW"/>
         </w:rPr>
         <w:t>、</w:t>
       </w:r>
-      <w:hyperlink r:id="rId99">
-        <w:r>
-          <w:rPr>
-            <w:lang w:val="zh_TW" w:bidi="zh_TW"/>
-          </w:rPr>
-          <w:rPr>
-            <w:color w:val="0000EE"/>
-            <w:u w:val="single"/>
-          </w:rPr>
-          <w:t>31–34</w:t>
-        </w:r>
-      </w:hyperlink>
+      <w:r>
+        <w:rPr>
+          <w:lang w:val="zh_TW" w:bidi="zh_TW"/>
+        </w:rPr>
+        <w:t>31–34</w:t>
+      </w:r>
       <w:r>
         <w:rPr>
           <w:lang w:val="zh_TW" w:bidi="zh_TW"/>
         </w:rPr>
         <w:t>、</w:t>
       </w:r>
-      <w:hyperlink r:id="rId153">
-        <w:r>
-          <w:rPr>
-            <w:lang w:val="zh_TW" w:bidi="zh_TW"/>
-          </w:rPr>
-          <w:rPr>
-            <w:color w:val="0000EE"/>
-            <w:u w:val="single"/>
-          </w:rPr>
-          <w:t>55–62</w:t>
-        </w:r>
-      </w:hyperlink>
+      <w:r>
+        <w:rPr>
+          <w:lang w:val="zh_TW" w:bidi="zh_TW"/>
+        </w:rPr>
+        <w:t>55–62</w:t>
+      </w:r>
       <w:r>
         <w:rPr>
           <w:lang w:val="zh_TW" w:bidi="zh_TW"/>
         </w:rPr>
         <w:t>，</w:t>
       </w:r>
-      <w:hyperlink r:id="rId154">
-        <w:r>
-          <w:rPr>
-            <w:lang w:val="zh_TW" w:bidi="zh_TW"/>
-          </w:rPr>
-          <w:rPr>
-            <w:color w:val="0000EE"/>
-            <w:u w:val="single"/>
-          </w:rPr>
-          <w:t>24:12</w:t>
-        </w:r>
-      </w:hyperlink>
+      <w:r>
+        <w:rPr>
+          <w:lang w:val="zh_TW" w:bidi="zh_TW"/>
+        </w:rPr>
+        <w:t>24:12</w:t>
+      </w:r>
       <w:r>
         <w:rPr>
           <w:lang w:val="zh_TW" w:bidi="zh_TW"/>
         </w:rPr>
         <w:t>、</w:t>
       </w:r>
-      <w:hyperlink r:id="rId155">
-        <w:r>
-          <w:rPr>
-            <w:lang w:val="zh_TW" w:bidi="zh_TW"/>
-          </w:rPr>
-          <w:rPr>
-            <w:color w:val="0000EE"/>
-            <w:u w:val="single"/>
-          </w:rPr>
-          <w:t>34</w:t>
-        </w:r>
-      </w:hyperlink>
+      <w:r>
+        <w:rPr>
+          <w:lang w:val="zh_TW" w:bidi="zh_TW"/>
+        </w:rPr>
+        <w:t>34</w:t>
+      </w:r>
       <w:r>
         <w:rPr>
           <w:lang w:val="zh_TW" w:bidi="zh_TW"/>
         </w:rPr>
         <w:t>；</w:t>
       </w:r>
-      <w:hyperlink r:id="rId156">
-        <w:r>
-          <w:rPr>
-            <w:lang w:val="zh_TW" w:bidi="zh_TW"/>
-          </w:rPr>
-          <w:rPr>
-            <w:color w:val="0000EE"/>
-            <w:u w:val="single"/>
-          </w:rPr>
-          <w:t>約1:40–42</w:t>
-        </w:r>
-      </w:hyperlink>
+      <w:r>
+        <w:rPr>
+          <w:lang w:val="zh_TW" w:bidi="zh_TW"/>
+        </w:rPr>
+        <w:t>約1:40–42</w:t>
+      </w:r>
       <w:r>
         <w:rPr>
           <w:lang w:val="zh_TW" w:bidi="zh_TW"/>
         </w:rPr>
         <w:t>、</w:t>
       </w:r>
-      <w:hyperlink r:id="rId69">
-        <w:r>
-          <w:rPr>
-            <w:lang w:val="zh_TW" w:bidi="zh_TW"/>
-          </w:rPr>
-          <w:rPr>
-            <w:color w:val="0000EE"/>
-            <w:u w:val="single"/>
-          </w:rPr>
-          <w:t>44</w:t>
-        </w:r>
-      </w:hyperlink>
+      <w:r>
+        <w:rPr>
+          <w:lang w:val="zh_TW" w:bidi="zh_TW"/>
+        </w:rPr>
+        <w:t>44</w:t>
+      </w:r>
       <w:r>
         <w:rPr>
           <w:lang w:val="zh_TW" w:bidi="zh_TW"/>
         </w:rPr>
         <w:t>，</w:t>
       </w:r>
-      <w:hyperlink r:id="rId157">
-        <w:r>
-          <w:rPr>
-            <w:lang w:val="zh_TW" w:bidi="zh_TW"/>
-          </w:rPr>
-          <w:rPr>
-            <w:color w:val="0000EE"/>
-            <w:u w:val="single"/>
-          </w:rPr>
-          <w:t>6:8</w:t>
-        </w:r>
-      </w:hyperlink>
+      <w:r>
+        <w:rPr>
+          <w:lang w:val="zh_TW" w:bidi="zh_TW"/>
+        </w:rPr>
+        <w:t>6:8</w:t>
+      </w:r>
       <w:r>
         <w:rPr>
           <w:lang w:val="zh_TW" w:bidi="zh_TW"/>
         </w:rPr>
         <w:t>、</w:t>
       </w:r>
-      <w:hyperlink r:id="rId158">
-        <w:r>
-          <w:rPr>
-            <w:lang w:val="zh_TW" w:bidi="zh_TW"/>
-          </w:rPr>
-          <w:rPr>
-            <w:color w:val="0000EE"/>
-            <w:u w:val="single"/>
-          </w:rPr>
-          <w:t>68</w:t>
-        </w:r>
-      </w:hyperlink>
+      <w:r>
+        <w:rPr>
+          <w:lang w:val="zh_TW" w:bidi="zh_TW"/>
+        </w:rPr>
+        <w:t>68</w:t>
+      </w:r>
       <w:r>
         <w:rPr>
           <w:lang w:val="zh_TW" w:bidi="zh_TW"/>
         </w:rPr>
         <w:t>，</w:t>
       </w:r>
-      <w:hyperlink r:id="rId159">
-        <w:r>
-          <w:rPr>
-            <w:lang w:val="zh_TW" w:bidi="zh_TW"/>
-          </w:rPr>
-          <w:rPr>
-            <w:color w:val="0000EE"/>
-            <w:u w:val="single"/>
-          </w:rPr>
-          <w:t>13:6–10</w:t>
-        </w:r>
-      </w:hyperlink>
+      <w:r>
+        <w:rPr>
+          <w:lang w:val="zh_TW" w:bidi="zh_TW"/>
+        </w:rPr>
+        <w:t>13:6–10</w:t>
+      </w:r>
       <w:r>
         <w:rPr>
           <w:lang w:val="zh_TW" w:bidi="zh_TW"/>
         </w:rPr>
         <w:t>、</w:t>
       </w:r>
-      <w:hyperlink r:id="rId160">
-        <w:r>
-          <w:rPr>
-            <w:lang w:val="zh_TW" w:bidi="zh_TW"/>
-          </w:rPr>
-          <w:rPr>
-            <w:color w:val="0000EE"/>
-            <w:u w:val="single"/>
-          </w:rPr>
-          <w:t>24</w:t>
-        </w:r>
-      </w:hyperlink>
+      <w:r>
+        <w:rPr>
+          <w:lang w:val="zh_TW" w:bidi="zh_TW"/>
+        </w:rPr>
+        <w:t>24</w:t>
+      </w:r>
       <w:r>
         <w:rPr>
           <w:lang w:val="zh_TW" w:bidi="zh_TW"/>
         </w:rPr>
         <w:t>、</w:t>
       </w:r>
-      <w:hyperlink r:id="rId161">
-        <w:r>
-          <w:rPr>
-            <w:lang w:val="zh_TW" w:bidi="zh_TW"/>
-          </w:rPr>
-          <w:rPr>
-            <w:color w:val="0000EE"/>
-            <w:u w:val="single"/>
-          </w:rPr>
-          <w:t>36–38</w:t>
-        </w:r>
-      </w:hyperlink>
+      <w:r>
+        <w:rPr>
+          <w:lang w:val="zh_TW" w:bidi="zh_TW"/>
+        </w:rPr>
+        <w:t>36–38</w:t>
+      </w:r>
       <w:r>
         <w:rPr>
           <w:lang w:val="zh_TW" w:bidi="zh_TW"/>
         </w:rPr>
         <w:t>，</w:t>
       </w:r>
-      <w:hyperlink r:id="rId162">
-        <w:r>
-          <w:rPr>
-            <w:lang w:val="zh_TW" w:bidi="zh_TW"/>
-          </w:rPr>
-          <w:rPr>
-            <w:color w:val="0000EE"/>
-            <w:u w:val="single"/>
-          </w:rPr>
-          <w:t>18:10–11</w:t>
-        </w:r>
-      </w:hyperlink>
+      <w:r>
+        <w:rPr>
+          <w:lang w:val="zh_TW" w:bidi="zh_TW"/>
+        </w:rPr>
+        <w:t>18:10–11</w:t>
+      </w:r>
       <w:r>
         <w:rPr>
           <w:lang w:val="zh_TW" w:bidi="zh_TW"/>
         </w:rPr>
         <w:t>、</w:t>
       </w:r>
-      <w:hyperlink r:id="rId163">
-        <w:r>
-          <w:rPr>
-            <w:lang w:val="zh_TW" w:bidi="zh_TW"/>
-          </w:rPr>
-          <w:rPr>
-            <w:color w:val="0000EE"/>
-            <w:u w:val="single"/>
-          </w:rPr>
-          <w:t>15–18</w:t>
-        </w:r>
-      </w:hyperlink>
+      <w:r>
+        <w:rPr>
+          <w:lang w:val="zh_TW" w:bidi="zh_TW"/>
+        </w:rPr>
+        <w:t>15–18</w:t>
+      </w:r>
       <w:r>
         <w:rPr>
           <w:lang w:val="zh_TW" w:bidi="zh_TW"/>
         </w:rPr>
         <w:t>、</w:t>
       </w:r>
-      <w:hyperlink r:id="rId164">
-        <w:r>
-          <w:rPr>
-            <w:lang w:val="zh_TW" w:bidi="zh_TW"/>
-          </w:rPr>
-          <w:rPr>
-            <w:color w:val="0000EE"/>
-            <w:u w:val="single"/>
-          </w:rPr>
-          <w:t>25–27</w:t>
-        </w:r>
-      </w:hyperlink>
+      <w:r>
+        <w:rPr>
+          <w:lang w:val="zh_TW" w:bidi="zh_TW"/>
+        </w:rPr>
+        <w:t>25–27</w:t>
+      </w:r>
       <w:r>
         <w:rPr>
           <w:lang w:val="zh_TW" w:bidi="zh_TW"/>
         </w:rPr>
         <w:t>，</w:t>
       </w:r>
-      <w:hyperlink r:id="rId165">
-        <w:r>
-          <w:rPr>
-            <w:lang w:val="zh_TW" w:bidi="zh_TW"/>
-          </w:rPr>
-          <w:rPr>
-            <w:color w:val="0000EE"/>
-            <w:u w:val="single"/>
-          </w:rPr>
-          <w:t>20:2–6</w:t>
-        </w:r>
-      </w:hyperlink>
+      <w:r>
+        <w:rPr>
+          <w:lang w:val="zh_TW" w:bidi="zh_TW"/>
+        </w:rPr>
+        <w:t>20:2–6</w:t>
+      </w:r>
       <w:r>
         <w:rPr>
           <w:lang w:val="zh_TW" w:bidi="zh_TW"/>
         </w:rPr>
         <w:t>，</w:t>
       </w:r>
-      <w:hyperlink r:id="rId166">
-        <w:r>
-          <w:rPr>
-            <w:lang w:val="zh_TW" w:bidi="zh_TW"/>
-          </w:rPr>
-          <w:rPr>
-            <w:color w:val="0000EE"/>
-            <w:u w:val="single"/>
-          </w:rPr>
-          <w:t>21:2–21</w:t>
-        </w:r>
-      </w:hyperlink>
+      <w:r>
+        <w:rPr>
+          <w:lang w:val="zh_TW" w:bidi="zh_TW"/>
+        </w:rPr>
+        <w:t>21:2–21</w:t>
+      </w:r>
       <w:r>
         <w:rPr>
           <w:lang w:val="zh_TW" w:bidi="zh_TW"/>
         </w:rPr>
         <w:t>；</w:t>
       </w:r>
-      <w:hyperlink r:id="rId167">
-        <w:r>
-          <w:rPr>
-            <w:lang w:val="zh_TW" w:bidi="zh_TW"/>
-          </w:rPr>
-          <w:rPr>
-            <w:color w:val="0000EE"/>
-            <w:u w:val="single"/>
-          </w:rPr>
-          <w:t>徒1:1–12:25</w:t>
-        </w:r>
-      </w:hyperlink>
+      <w:r>
+        <w:rPr>
+          <w:lang w:val="zh_TW" w:bidi="zh_TW"/>
+        </w:rPr>
+        <w:t>徒1:1–12:25</w:t>
+      </w:r>
       <w:r>
         <w:rPr>
           <w:lang w:val="zh_TW" w:bidi="zh_TW"/>
         </w:rPr>
         <w:t>，</w:t>
       </w:r>
-      <w:hyperlink r:id="rId118">
-        <w:r>
-          <w:rPr>
-            <w:lang w:val="zh_TW" w:bidi="zh_TW"/>
-          </w:rPr>
-          <w:rPr>
-            <w:color w:val="0000EE"/>
-            <w:u w:val="single"/>
-          </w:rPr>
-          <w:t>15:7–11</w:t>
-        </w:r>
-      </w:hyperlink>
+      <w:r>
+        <w:rPr>
+          <w:lang w:val="zh_TW" w:bidi="zh_TW"/>
+        </w:rPr>
+        <w:t>15:7–11</w:t>
+      </w:r>
       <w:r>
         <w:rPr>
           <w:lang w:val="zh_TW" w:bidi="zh_TW"/>
         </w:rPr>
         <w:t>；</w:t>
       </w:r>
-      <w:hyperlink r:id="rId168">
-        <w:r>
-          <w:rPr>
-            <w:lang w:val="zh_TW" w:bidi="zh_TW"/>
-          </w:rPr>
-          <w:rPr>
-            <w:color w:val="0000EE"/>
-            <w:u w:val="single"/>
-          </w:rPr>
-          <w:t>加2:7–16</w:t>
-        </w:r>
-      </w:hyperlink>
+      <w:r>
+        <w:rPr>
+          <w:lang w:val="zh_TW" w:bidi="zh_TW"/>
+        </w:rPr>
+        <w:t>加2:7–16</w:t>
+      </w:r>
       <w:r>
         <w:rPr>
           <w:lang w:val="zh_TW" w:bidi="zh_TW"/>
         </w:rPr>
         <w:t>；</w:t>
       </w:r>
-      <w:hyperlink r:id="rId169">
-        <w:r>
-          <w:rPr>
-            <w:lang w:val="zh_TW" w:bidi="zh_TW"/>
-          </w:rPr>
-          <w:rPr>
-            <w:color w:val="0000EE"/>
-            <w:u w:val="single"/>
-          </w:rPr>
-          <w:t>彼前1:1–5:14</w:t>
-        </w:r>
-      </w:hyperlink>
+      <w:r>
+        <w:rPr>
+          <w:lang w:val="zh_TW" w:bidi="zh_TW"/>
+        </w:rPr>
+        <w:t>彼前1:1–5:14</w:t>
+      </w:r>
       <w:r>
         <w:rPr>
           <w:lang w:val="zh_TW" w:bidi="zh_TW"/>
         </w:rPr>
         <w:t>；</w:t>
       </w:r>
-      <w:hyperlink r:id="rId170">
-        <w:r>
-          <w:rPr>
-            <w:lang w:val="zh_TW" w:bidi="zh_TW"/>
-          </w:rPr>
-          <w:rPr>
-            <w:color w:val="0000EE"/>
-            <w:u w:val="single"/>
-          </w:rPr>
-          <w:t>彼後1:1–3:18</w:t>
-        </w:r>
-      </w:hyperlink>
+      <w:r>
+        <w:rPr>
+          <w:lang w:val="zh_TW" w:bidi="zh_TW"/>
+        </w:rPr>
+        <w:t>彼後1:1–3:18</w:t>
+      </w:r>
       <w:r>
         <w:rPr>
           <w:lang w:val="zh_TW" w:bidi="zh_TW"/>
@@ -4193,72 +3035,48 @@
         </w:rPr>
         <w:t>然而，這也為猶太人民帶來了問題，因為希臘習俗常常與猶太信仰相違背。這些問題在公元前160年代變得非常嚴重。希臘統治者試圖迫使猶太人放棄他們的信仰。希臘文化後來與羅馬文化交融，為彌賽亞（神所揀選的）預備了道路，正如先知但以理所預言的。這一時代的歷史在但以理的幾個預言中，都有準確的描述（見</w:t>
       </w:r>
-      <w:hyperlink r:id="rId171">
-        <w:r>
-          <w:rPr>
-            <w:lang w:val="zh_TW" w:bidi="zh_TW"/>
-          </w:rPr>
-          <w:rPr>
-            <w:color w:val="0000EE"/>
-            <w:u w:val="single"/>
-          </w:rPr>
-          <w:t>但7:6</w:t>
-        </w:r>
-      </w:hyperlink>
+      <w:r>
+        <w:rPr>
+          <w:lang w:val="zh_TW" w:bidi="zh_TW"/>
+        </w:rPr>
+        <w:t>但7:6</w:t>
+      </w:r>
       <w:r>
         <w:rPr>
           <w:lang w:val="zh_TW" w:bidi="zh_TW"/>
         </w:rPr>
         <w:t>，</w:t>
       </w:r>
-      <w:hyperlink r:id="rId172">
-        <w:r>
-          <w:rPr>
-            <w:lang w:val="zh_TW" w:bidi="zh_TW"/>
-          </w:rPr>
-          <w:rPr>
-            <w:color w:val="0000EE"/>
-            <w:u w:val="single"/>
-          </w:rPr>
-          <w:t>8:8–14</w:t>
-        </w:r>
-      </w:hyperlink>
+      <w:r>
+        <w:rPr>
+          <w:lang w:val="zh_TW" w:bidi="zh_TW"/>
+        </w:rPr>
+        <w:t>8:8–14</w:t>
+      </w:r>
       <w:r>
         <w:rPr>
           <w:lang w:val="zh_TW" w:bidi="zh_TW"/>
         </w:rPr>
         <w:t>，</w:t>
       </w:r>
-      <w:hyperlink r:id="rId173">
-        <w:r>
-          <w:rPr>
-            <w:lang w:val="zh_TW" w:bidi="zh_TW"/>
-          </w:rPr>
-          <w:rPr>
-            <w:color w:val="0000EE"/>
-            <w:u w:val="single"/>
-          </w:rPr>
-          <w:t>21–26</w:t>
-        </w:r>
-      </w:hyperlink>
+      <w:r>
+        <w:rPr>
+          <w:lang w:val="zh_TW" w:bidi="zh_TW"/>
+        </w:rPr>
+        <w:t>21–26</w:t>
+      </w:r>
       <w:r>
         <w:rPr>
           <w:lang w:val="zh_TW" w:bidi="zh_TW"/>
         </w:rPr>
         <w:t>，</w:t>
       </w:r>
-      <w:hyperlink r:id="rId174">
-        <w:r>
-          <w:rPr>
-            <w:lang w:val="zh_TW" w:bidi="zh_TW"/>
-          </w:rPr>
-          <w:rPr>
-            <w:color w:val="0000EE"/>
-            <w:u w:val="single"/>
-          </w:rPr>
-          <w:t>11:4–45</w:t>
-        </w:r>
-      </w:hyperlink>
+      <w:r>
+        <w:rPr>
+          <w:lang w:val="zh_TW" w:bidi="zh_TW"/>
+        </w:rPr>
+        <w:t>11:4–45</w:t>
+      </w:r>
       <w:r>
         <w:rPr>
           <w:lang w:val="zh_TW" w:bidi="zh_TW"/>
@@ -4514,18 +3332,12 @@
         </w:rPr>
         <w:t>在公元前200年代，托勒密王朝（Ptolemies）和西流古帝國（Seleucids）為了巴勒斯坦地區發生了許多戰爭。</w:t>
       </w:r>
-      <w:hyperlink r:id="rId175">
-        <w:r>
-          <w:rPr>
-            <w:lang w:val="zh_TW" w:bidi="zh_TW"/>
-          </w:rPr>
-          <w:rPr>
-            <w:color w:val="0000EE"/>
-            <w:u w:val="single"/>
-          </w:rPr>
-          <w:t>但以理書十一章</w:t>
-        </w:r>
-      </w:hyperlink>
+      <w:r>
+        <w:rPr>
+          <w:lang w:val="zh_TW" w:bidi="zh_TW"/>
+        </w:rPr>
+        <w:t>但以理書十一章</w:t>
+      </w:r>
       <w:r>
         <w:rPr>
           <w:lang w:val="zh_TW" w:bidi="zh_TW"/>
@@ -4557,18 +3369,12 @@
         </w:rPr>
         <w:t>托勒密一世及其後裔（在</w:t>
       </w:r>
-      <w:hyperlink r:id="rId175">
-        <w:r>
-          <w:rPr>
-            <w:lang w:val="zh_TW" w:bidi="zh_TW"/>
-          </w:rPr>
-          <w:rPr>
-            <w:color w:val="0000EE"/>
-            <w:u w:val="single"/>
-          </w:rPr>
-          <w:t>但11章</w:t>
-        </w:r>
-      </w:hyperlink>
+      <w:r>
+        <w:rPr>
+          <w:lang w:val="zh_TW" w:bidi="zh_TW"/>
+        </w:rPr>
+        <w:t>但11章</w:t>
+      </w:r>
       <w:r>
         <w:rPr>
           <w:lang w:val="zh_TW" w:bidi="zh_TW"/>
@@ -4600,18 +3406,12 @@
         </w:rPr>
         <w:t>西流古一世及其後代（在</w:t>
       </w:r>
-      <w:hyperlink r:id="rId175">
-        <w:r>
-          <w:rPr>
-            <w:lang w:val="zh_TW" w:bidi="zh_TW"/>
-          </w:rPr>
-          <w:rPr>
-            <w:color w:val="0000EE"/>
-            <w:u w:val="single"/>
-          </w:rPr>
-          <w:t>但11章</w:t>
-        </w:r>
-      </w:hyperlink>
+      <w:r>
+        <w:rPr>
+          <w:lang w:val="zh_TW" w:bidi="zh_TW"/>
+        </w:rPr>
+        <w:t>但11章</w:t>
+      </w:r>
       <w:r>
         <w:rPr>
           <w:lang w:val="zh_TW" w:bidi="zh_TW"/>
@@ -4632,18 +3432,12 @@
         </w:rPr>
         <w:t>西流古王安提阿古三世（Antiochus III）於公元前200年左右控制猶大後，他將要職和權柄下放給接受希臘生活方式的猶太人。但他的兒子安提阿古四世（Antiochus IV）對猶太人進行了殘酷迫害。因為人們遵守安息日、持有妥拉經卷，或拒絕在耶路撒冷聖殿內敬拜他所設立的宙斯（希臘的主要神明）神壇，而處決他們。這一事件在但以理書中被稱為「行毀壞可憎的」（</w:t>
       </w:r>
-      <w:hyperlink r:id="rId176">
-        <w:r>
-          <w:rPr>
-            <w:lang w:val="zh_TW" w:bidi="zh_TW"/>
-          </w:rPr>
-          <w:rPr>
-            <w:color w:val="0000EE"/>
-            <w:u w:val="single"/>
-          </w:rPr>
-          <w:t>但11:31</w:t>
-        </w:r>
-      </w:hyperlink>
+      <w:r>
+        <w:rPr>
+          <w:lang w:val="zh_TW" w:bidi="zh_TW"/>
+        </w:rPr>
+        <w:t>但11:31</w:t>
+      </w:r>
       <w:r>
         <w:rPr>
           <w:lang w:val="zh_TW" w:bidi="zh_TW"/>
@@ -4673,18 +3467,12 @@
           <w:lang w:val="zh_TW" w:bidi="zh_TW"/>
         </w:rPr>
       </w:r>
-      <w:hyperlink r:id="rId177">
-        <w:r>
-          <w:rPr>
-            <w:lang w:val="zh_TW" w:bidi="zh_TW"/>
-          </w:rPr>
-          <w:rPr>
-            <w:color w:val="0000EE"/>
-            <w:u w:val="single"/>
-          </w:rPr>
-          <w:t>但11:4–39</w:t>
-        </w:r>
-      </w:hyperlink>
+      <w:r>
+        <w:rPr>
+          <w:lang w:val="zh_TW" w:bidi="zh_TW"/>
+        </w:rPr>
+        <w:t>但11:4–39</w:t>
+      </w:r>
       <w:r>
         <w:rPr>
           <w:lang w:val="zh_TW" w:bidi="zh_TW"/>
@@ -4941,18 +3729,12 @@
         </w:rPr>
         <w:t>馬其頓的腓力二世（Philip II of Macedon）希望建立一個強大的帝國。他在公元前338年擊敗雅典和底比斯（Thebes，譯註：和合本譯為挪亞們），將希臘統一於馬其頓帝國之下。然而，他於公元前336年遇刺身亡，其子亞歷山大大帝（Alexander the Great）繼位。在公元前335年，亞歷山大鎮壓底比斯的叛亂，並摧毀這座城。隨後，他迅速征服巴比倫與波斯（見</w:t>
       </w:r>
-      <w:hyperlink r:id="rId178">
-        <w:r>
-          <w:rPr>
-            <w:lang w:val="zh_TW" w:bidi="zh_TW"/>
-          </w:rPr>
-          <w:rPr>
-            <w:color w:val="0000EE"/>
-            <w:u w:val="single"/>
-          </w:rPr>
-          <w:t>但8:5–8</w:t>
-        </w:r>
-      </w:hyperlink>
+      <w:r>
+        <w:rPr>
+          <w:lang w:val="zh_TW" w:bidi="zh_TW"/>
+        </w:rPr>
+        <w:t>但8:5–8</w:t>
+      </w:r>
       <w:r>
         <w:rPr>
           <w:lang w:val="zh_TW" w:bidi="zh_TW"/>
@@ -5079,18 +3861,12 @@
           <w:lang w:val="zh_TW" w:bidi="zh_TW"/>
         </w:rPr>
       </w:r>
-      <w:hyperlink r:id="rId178">
-        <w:r>
-          <w:rPr>
-            <w:lang w:val="zh_TW" w:bidi="zh_TW"/>
-          </w:rPr>
-          <w:rPr>
-            <w:color w:val="0000EE"/>
-            <w:u w:val="single"/>
-          </w:rPr>
-          <w:t>但8:5–8</w:t>
-        </w:r>
-      </w:hyperlink>
+      <w:r>
+        <w:rPr>
+          <w:lang w:val="zh_TW" w:bidi="zh_TW"/>
+        </w:rPr>
+        <w:t>但8:5–8</w:t>
+      </w:r>
       <w:r>
         <w:rPr>
           <w:lang w:val="zh_TW" w:bidi="zh_TW"/>
@@ -5167,72 +3943,48 @@
         </w:rPr>
         <w:t>希律安提帕因為休掉他的妻子，並娶了他同父異母兄弟希律腓力（Herod Philip）的妻子希羅底，這件事觸怒了許多猶太人。這段婚姻違背了摩西律法，因為希律的兄弟腓力尚在人世（</w:t>
       </w:r>
-      <w:hyperlink r:id="rId179">
-        <w:r>
-          <w:rPr>
-            <w:lang w:val="zh_TW" w:bidi="zh_TW"/>
-          </w:rPr>
-          <w:rPr>
-            <w:color w:val="0000EE"/>
-            <w:u w:val="single"/>
-          </w:rPr>
-          <w:t>利18:16</w:t>
-        </w:r>
-      </w:hyperlink>
+      <w:r>
+        <w:rPr>
+          <w:lang w:val="zh_TW" w:bidi="zh_TW"/>
+        </w:rPr>
+        <w:t>利18:16</w:t>
+      </w:r>
       <w:r>
         <w:rPr>
           <w:lang w:val="zh_TW" w:bidi="zh_TW"/>
         </w:rPr>
         <w:t>，</w:t>
       </w:r>
-      <w:hyperlink r:id="rId180">
-        <w:r>
-          <w:rPr>
-            <w:lang w:val="zh_TW" w:bidi="zh_TW"/>
-          </w:rPr>
-          <w:rPr>
-            <w:color w:val="0000EE"/>
-            <w:u w:val="single"/>
-          </w:rPr>
-          <w:t>20:21</w:t>
-        </w:r>
-      </w:hyperlink>
+      <w:r>
+        <w:rPr>
+          <w:lang w:val="zh_TW" w:bidi="zh_TW"/>
+        </w:rPr>
+        <w:t>20:21</w:t>
+      </w:r>
       <w:r>
         <w:rPr>
           <w:lang w:val="zh_TW" w:bidi="zh_TW"/>
         </w:rPr>
         <w:t>）。當施洗約翰嚴厲批評這段不合法的婚姻時，安提帕將他監禁入獄（</w:t>
       </w:r>
-      <w:hyperlink r:id="rId181">
-        <w:r>
-          <w:rPr>
-            <w:lang w:val="zh_TW" w:bidi="zh_TW"/>
-          </w:rPr>
-          <w:rPr>
-            <w:color w:val="0000EE"/>
-            <w:u w:val="single"/>
-          </w:rPr>
-          <w:t>可6:17–18</w:t>
-        </w:r>
-      </w:hyperlink>
+      <w:r>
+        <w:rPr>
+          <w:lang w:val="zh_TW" w:bidi="zh_TW"/>
+        </w:rPr>
+        <w:t>可6:17–18</w:t>
+      </w:r>
       <w:r>
         <w:rPr>
           <w:lang w:val="zh_TW" w:bidi="zh_TW"/>
         </w:rPr>
         <w:t>）。希律擔心約翰的批評會引發對他的暴動（猶太古史記18.5.2）。後來，在一次宴會上，希羅底的女兒以其舞姿令希律印象深刻，使他魯莽承諾要滿足她任何的要求，而希羅底藉此機會要求將約翰斬首（</w:t>
       </w:r>
-      <w:hyperlink r:id="rId182">
-        <w:r>
-          <w:rPr>
-            <w:lang w:val="zh_TW" w:bidi="zh_TW"/>
-          </w:rPr>
-          <w:rPr>
-            <w:color w:val="0000EE"/>
-            <w:u w:val="single"/>
-          </w:rPr>
-          <w:t>太14:1–12</w:t>
-        </w:r>
-      </w:hyperlink>
+      <w:r>
+        <w:rPr>
+          <w:lang w:val="zh_TW" w:bidi="zh_TW"/>
+        </w:rPr>
+        <w:t>太14:1–12</w:t>
+      </w:r>
       <w:r>
         <w:rPr>
           <w:lang w:val="zh_TW" w:bidi="zh_TW"/>
@@ -5253,54 +4005,36 @@
         </w:rPr>
         <w:t>當耶穌最終被逮捕時，彼拉多在查無耶穌過錯後，便將他交給正在耶路撒冷過逾越節的希律安提帕手中。彼拉多或許也藉此試圖改善他與安提帕之間，自加利利大屠殺以來一直緊張的關係（</w:t>
       </w:r>
-      <w:hyperlink r:id="rId183">
-        <w:r>
-          <w:rPr>
-            <w:lang w:val="zh_TW" w:bidi="zh_TW"/>
-          </w:rPr>
-          <w:rPr>
-            <w:color w:val="0000EE"/>
-            <w:u w:val="single"/>
-          </w:rPr>
-          <w:t>路13:1</w:t>
-        </w:r>
-      </w:hyperlink>
+      <w:r>
+        <w:rPr>
+          <w:lang w:val="zh_TW" w:bidi="zh_TW"/>
+        </w:rPr>
+        <w:t>路13:1</w:t>
+      </w:r>
       <w:r>
         <w:rPr>
           <w:lang w:val="zh_TW" w:bidi="zh_TW"/>
         </w:rPr>
         <w:t>）。彼拉多還帶著刻有提庇留圖像的盾牌到耶路撒冷。這在猶太人看來是一種褻瀆（斐羅，致該猶書 299–304）。這些行徑極其不尊敬神及其律法，深深冒犯猶太百姓。當耶穌被帶到安提帕面前時，希律僅對他加以嘲弄，隨後便將他送回給彼拉多（</w:t>
       </w:r>
-      <w:hyperlink r:id="rId184">
-        <w:r>
-          <w:rPr>
-            <w:lang w:val="zh_TW" w:bidi="zh_TW"/>
-          </w:rPr>
-          <w:rPr>
-            <w:color w:val="0000EE"/>
-            <w:u w:val="single"/>
-          </w:rPr>
-          <w:t>加23:6–11</w:t>
-        </w:r>
-      </w:hyperlink>
+      <w:r>
+        <w:rPr>
+          <w:lang w:val="zh_TW" w:bidi="zh_TW"/>
+        </w:rPr>
+        <w:t>加23:6–11</w:t>
+      </w:r>
       <w:r>
         <w:rPr>
           <w:lang w:val="zh_TW" w:bidi="zh_TW"/>
         </w:rPr>
         <w:t>）。此次事件最主要的政治效應，在於希律與彼拉多之間的關係得以改善（</w:t>
       </w:r>
-      <w:hyperlink r:id="rId185">
-        <w:r>
-          <w:rPr>
-            <w:lang w:val="zh_TW" w:bidi="zh_TW"/>
-          </w:rPr>
-          <w:rPr>
-            <w:color w:val="0000EE"/>
-            <w:u w:val="single"/>
-          </w:rPr>
-          <w:t>加23:12</w:t>
-        </w:r>
-      </w:hyperlink>
+      <w:r>
+        <w:rPr>
+          <w:lang w:val="zh_TW" w:bidi="zh_TW"/>
+        </w:rPr>
+        <w:t>加23:12</w:t>
+      </w:r>
       <w:r>
         <w:rPr>
           <w:lang w:val="zh_TW" w:bidi="zh_TW"/>
@@ -5344,180 +4078,120 @@
           <w:lang w:val="zh_TW" w:bidi="zh_TW"/>
         </w:rPr>
       </w:r>
-      <w:hyperlink r:id="rId182">
-        <w:r>
-          <w:rPr>
-            <w:lang w:val="zh_TW" w:bidi="zh_TW"/>
-          </w:rPr>
-          <w:rPr>
-            <w:color w:val="0000EE"/>
-            <w:u w:val="single"/>
-          </w:rPr>
-          <w:t>太14:1–12</w:t>
-        </w:r>
-      </w:hyperlink>
+      <w:r>
+        <w:rPr>
+          <w:lang w:val="zh_TW" w:bidi="zh_TW"/>
+        </w:rPr>
+        <w:t>太14:1–12</w:t>
+      </w:r>
       <w:r>
         <w:rPr>
           <w:lang w:val="zh_TW" w:bidi="zh_TW"/>
         </w:rPr>
         <w:t>；</w:t>
       </w:r>
-      <w:hyperlink r:id="rId186">
-        <w:r>
-          <w:rPr>
-            <w:lang w:val="zh_TW" w:bidi="zh_TW"/>
-          </w:rPr>
-          <w:rPr>
-            <w:color w:val="0000EE"/>
-            <w:u w:val="single"/>
-          </w:rPr>
-          <w:t>可1:14</w:t>
-        </w:r>
-      </w:hyperlink>
+      <w:r>
+        <w:rPr>
+          <w:lang w:val="zh_TW" w:bidi="zh_TW"/>
+        </w:rPr>
+        <w:t>可1:14</w:t>
+      </w:r>
       <w:r>
         <w:rPr>
           <w:lang w:val="zh_TW" w:bidi="zh_TW"/>
         </w:rPr>
         <w:t>，</w:t>
       </w:r>
-      <w:hyperlink r:id="rId187">
-        <w:r>
-          <w:rPr>
-            <w:lang w:val="zh_TW" w:bidi="zh_TW"/>
-          </w:rPr>
-          <w:rPr>
-            <w:color w:val="0000EE"/>
-            <w:u w:val="single"/>
-          </w:rPr>
-          <w:t>6:14–29</w:t>
-        </w:r>
-      </w:hyperlink>
+      <w:r>
+        <w:rPr>
+          <w:lang w:val="zh_TW" w:bidi="zh_TW"/>
+        </w:rPr>
+        <w:t>6:14–29</w:t>
+      </w:r>
       <w:r>
         <w:rPr>
           <w:lang w:val="zh_TW" w:bidi="zh_TW"/>
         </w:rPr>
         <w:t>；</w:t>
       </w:r>
-      <w:hyperlink r:id="rId188">
-        <w:r>
-          <w:rPr>
-            <w:lang w:val="zh_TW" w:bidi="zh_TW"/>
-          </w:rPr>
-          <w:rPr>
-            <w:color w:val="0000EE"/>
-            <w:u w:val="single"/>
-          </w:rPr>
-          <w:t>路3:1</w:t>
-        </w:r>
-      </w:hyperlink>
+      <w:r>
+        <w:rPr>
+          <w:lang w:val="zh_TW" w:bidi="zh_TW"/>
+        </w:rPr>
+        <w:t>路3:1</w:t>
+      </w:r>
       <w:r>
         <w:rPr>
           <w:lang w:val="zh_TW" w:bidi="zh_TW"/>
         </w:rPr>
         <w:t>、</w:t>
       </w:r>
-      <w:hyperlink r:id="rId189">
-        <w:r>
-          <w:rPr>
-            <w:lang w:val="zh_TW" w:bidi="zh_TW"/>
-          </w:rPr>
-          <w:rPr>
-            <w:color w:val="0000EE"/>
-            <w:u w:val="single"/>
-          </w:rPr>
-          <w:t>19–20</w:t>
-        </w:r>
-      </w:hyperlink>
+      <w:r>
+        <w:rPr>
+          <w:lang w:val="zh_TW" w:bidi="zh_TW"/>
+        </w:rPr>
+        <w:t>19–20</w:t>
+      </w:r>
       <w:r>
         <w:rPr>
           <w:lang w:val="zh_TW" w:bidi="zh_TW"/>
         </w:rPr>
         <w:t>，</w:t>
       </w:r>
-      <w:hyperlink r:id="rId190">
-        <w:r>
-          <w:rPr>
-            <w:lang w:val="zh_TW" w:bidi="zh_TW"/>
-          </w:rPr>
-          <w:rPr>
-            <w:color w:val="0000EE"/>
-            <w:u w:val="single"/>
-          </w:rPr>
-          <w:t>9:7–9</w:t>
-        </w:r>
-      </w:hyperlink>
+      <w:r>
+        <w:rPr>
+          <w:lang w:val="zh_TW" w:bidi="zh_TW"/>
+        </w:rPr>
+        <w:t>9:7–9</w:t>
+      </w:r>
       <w:r>
         <w:rPr>
           <w:lang w:val="zh_TW" w:bidi="zh_TW"/>
         </w:rPr>
         <w:t>，</w:t>
       </w:r>
-      <w:hyperlink r:id="rId191">
-        <w:r>
-          <w:rPr>
-            <w:lang w:val="zh_TW" w:bidi="zh_TW"/>
-          </w:rPr>
-          <w:rPr>
-            <w:color w:val="0000EE"/>
-            <w:u w:val="single"/>
-          </w:rPr>
-          <w:t>13:31–33</w:t>
-        </w:r>
-      </w:hyperlink>
+      <w:r>
+        <w:rPr>
+          <w:lang w:val="zh_TW" w:bidi="zh_TW"/>
+        </w:rPr>
+        <w:t>13:31–33</w:t>
+      </w:r>
       <w:r>
         <w:rPr>
           <w:lang w:val="zh_TW" w:bidi="zh_TW"/>
         </w:rPr>
         <w:t>，</w:t>
       </w:r>
-      <w:hyperlink r:id="rId192">
-        <w:r>
-          <w:rPr>
-            <w:lang w:val="zh_TW" w:bidi="zh_TW"/>
-          </w:rPr>
-          <w:rPr>
-            <w:color w:val="0000EE"/>
-            <w:u w:val="single"/>
-          </w:rPr>
-          <w:t>23:7–12</w:t>
-        </w:r>
-      </w:hyperlink>
+      <w:r>
+        <w:rPr>
+          <w:lang w:val="zh_TW" w:bidi="zh_TW"/>
+        </w:rPr>
+        <w:t>23:7–12</w:t>
+      </w:r>
       <w:r>
         <w:rPr>
           <w:lang w:val="zh_TW" w:bidi="zh_TW"/>
         </w:rPr>
         <w:t>、</w:t>
       </w:r>
-      <w:hyperlink r:id="rId193">
-        <w:r>
-          <w:rPr>
-            <w:lang w:val="zh_TW" w:bidi="zh_TW"/>
-          </w:rPr>
-          <w:rPr>
-            <w:color w:val="0000EE"/>
-            <w:u w:val="single"/>
-          </w:rPr>
-          <w:t>15</w:t>
-        </w:r>
-      </w:hyperlink>
+      <w:r>
+        <w:rPr>
+          <w:lang w:val="zh_TW" w:bidi="zh_TW"/>
+        </w:rPr>
+        <w:t>15</w:t>
+      </w:r>
       <w:r>
         <w:rPr>
           <w:lang w:val="zh_TW" w:bidi="zh_TW"/>
         </w:rPr>
         <w:t>；</w:t>
       </w:r>
-      <w:hyperlink r:id="rId194">
-        <w:r>
-          <w:rPr>
-            <w:lang w:val="zh_TW" w:bidi="zh_TW"/>
-          </w:rPr>
-          <w:rPr>
-            <w:color w:val="0000EE"/>
-            <w:u w:val="single"/>
-          </w:rPr>
-          <w:t>徒4:27</w:t>
-        </w:r>
-      </w:hyperlink>
+      <w:r>
+        <w:rPr>
+          <w:lang w:val="zh_TW" w:bidi="zh_TW"/>
+        </w:rPr>
+        <w:t>徒4:27</w:t>
+      </w:r>
       <w:r>
         <w:rPr>
           <w:lang w:val="zh_TW" w:bidi="zh_TW"/>
@@ -5566,18 +4240,12 @@
         </w:rPr>
         <w:t>希律亞基帕二世（Herod Agrippa II）是希律亞基帕一世（Herod Agrippa I）的兒子。他在父親去世後繼承王位，並於公元50年至100年間統治巴勒斯坦。最終所控制的領土大致與其曾祖父大希律（Herod the Great）相當。亞基帕二世管理聖殿的庫房，並有權任命大祭司。由於他與妹妹伯尼基之間的亂倫關係，導致他在猶太人中頗不受歡迎。羅馬人甚至曾向他徵詢宗教事務的建議，這也可能是非斯都在公元59年邀請他到凱撒利亞聽取使徒保羅辯護的原因(</w:t>
       </w:r>
-      <w:hyperlink r:id="rId195">
-        <w:r>
-          <w:rPr>
-            <w:lang w:val="zh_TW" w:bidi="zh_TW"/>
-          </w:rPr>
-          <w:rPr>
-            <w:color w:val="0000EE"/>
-            <w:u w:val="single"/>
-          </w:rPr>
-          <w:t>徒25:13–26:32</w:t>
-        </w:r>
-      </w:hyperlink>
+      <w:r>
+        <w:rPr>
+          <w:lang w:val="zh_TW" w:bidi="zh_TW"/>
+        </w:rPr>
+        <w:t>徒25:13–26:32</w:t>
+      </w:r>
       <w:r>
         <w:rPr>
           <w:lang w:val="zh_TW" w:bidi="zh_TW"/>
@@ -5649,18 +4317,12 @@
           <w:lang w:val="zh_TW" w:bidi="zh_TW"/>
         </w:rPr>
       </w:r>
-      <w:hyperlink r:id="rId195">
-        <w:r>
-          <w:rPr>
-            <w:lang w:val="zh_TW" w:bidi="zh_TW"/>
-          </w:rPr>
-          <w:rPr>
-            <w:color w:val="0000EE"/>
-            <w:u w:val="single"/>
-          </w:rPr>
-          <w:t>徒25:13–26:32</w:t>
-        </w:r>
-      </w:hyperlink>
+      <w:r>
+        <w:rPr>
+          <w:lang w:val="zh_TW" w:bidi="zh_TW"/>
+        </w:rPr>
+        <w:t>徒25:13–26:32</w:t>
+      </w:r>
       <w:r>
         <w:rPr>
           <w:lang w:val="zh_TW" w:bidi="zh_TW"/>
@@ -5765,36 +4427,24 @@
         </w:rPr>
         <w:t>亞基帕積極迫害初代基督徒，以殺害使徒雅各和逮捕彼得而聞名，這些行為讓猶太人大為歡喜（</w:t>
       </w:r>
-      <w:hyperlink r:id="rId196">
-        <w:r>
-          <w:rPr>
-            <w:lang w:val="zh_TW" w:bidi="zh_TW"/>
-          </w:rPr>
-          <w:rPr>
-            <w:color w:val="0000EE"/>
-            <w:u w:val="single"/>
-          </w:rPr>
-          <w:t>徒12:1–4</w:t>
-        </w:r>
-      </w:hyperlink>
+      <w:r>
+        <w:rPr>
+          <w:lang w:val="zh_TW" w:bidi="zh_TW"/>
+        </w:rPr>
+        <w:t>徒12:1–4</w:t>
+      </w:r>
       <w:r>
         <w:rPr>
           <w:lang w:val="zh_TW" w:bidi="zh_TW"/>
         </w:rPr>
         <w:t>）。比起其他任何一位希律，亞基帕更受猶太人的喜愛。亞基帕於公元44年突然去世，不久之前他的臣民還將他當神一般讚揚（</w:t>
       </w:r>
-      <w:hyperlink r:id="rId197">
-        <w:r>
-          <w:rPr>
-            <w:lang w:val="zh_TW" w:bidi="zh_TW"/>
-          </w:rPr>
-          <w:rPr>
-            <w:color w:val="0000EE"/>
-            <w:u w:val="single"/>
-          </w:rPr>
-          <w:t>徒12:20–23</w:t>
-        </w:r>
-      </w:hyperlink>
+      <w:r>
+        <w:rPr>
+          <w:lang w:val="zh_TW" w:bidi="zh_TW"/>
+        </w:rPr>
+        <w:t>徒12:20–23</w:t>
+      </w:r>
       <w:r>
         <w:rPr>
           <w:lang w:val="zh_TW" w:bidi="zh_TW"/>
@@ -5824,36 +4474,24 @@
           <w:lang w:val="zh_TW" w:bidi="zh_TW"/>
         </w:rPr>
       </w:r>
-      <w:hyperlink r:id="rId196">
-        <w:r>
-          <w:rPr>
-            <w:lang w:val="zh_TW" w:bidi="zh_TW"/>
-          </w:rPr>
-          <w:rPr>
-            <w:color w:val="0000EE"/>
-            <w:u w:val="single"/>
-          </w:rPr>
-          <w:t>徒12:1–4</w:t>
-        </w:r>
-      </w:hyperlink>
+      <w:r>
+        <w:rPr>
+          <w:lang w:val="zh_TW" w:bidi="zh_TW"/>
+        </w:rPr>
+        <w:t>徒12:1–4</w:t>
+      </w:r>
       <w:r>
         <w:rPr>
           <w:lang w:val="zh_TW" w:bidi="zh_TW"/>
         </w:rPr>
         <w:t>，</w:t>
       </w:r>
-      <w:hyperlink r:id="rId198">
-        <w:r>
-          <w:rPr>
-            <w:lang w:val="zh_TW" w:bidi="zh_TW"/>
-          </w:rPr>
-          <w:rPr>
-            <w:color w:val="0000EE"/>
-            <w:u w:val="single"/>
-          </w:rPr>
-          <w:t>18–23</w:t>
-        </w:r>
-      </w:hyperlink>
+      <w:r>
+        <w:rPr>
+          <w:lang w:val="zh_TW" w:bidi="zh_TW"/>
+        </w:rPr>
+        <w:t>18–23</w:t>
+      </w:r>
       <w:r>
         <w:rPr>
           <w:lang w:val="zh_TW" w:bidi="zh_TW"/>
@@ -5902,18 +4540,12 @@
         </w:rPr>
         <w:t>希西家是猶大最優秀的國王之一，他在公元前728年至686年間統治猶大。他的父親亞哈斯停止敬拜神，但希西家則鼓勵百姓恢復對神的真誠敬拜。他修復了聖殿的門，讓利未人潔淨自己，預備投入聖潔的事奉，並重新開始各種宗教儀式。他獻上祭物，恢復了祭司在聖殿的職責，並邀請猶大和以色列的百姓來耶路撒冷歡慶逾越節（</w:t>
       </w:r>
-      <w:hyperlink r:id="rId199">
-        <w:r>
-          <w:rPr>
-            <w:lang w:val="zh_TW" w:bidi="zh_TW"/>
-          </w:rPr>
-          <w:rPr>
-            <w:color w:val="0000EE"/>
-            <w:u w:val="single"/>
-          </w:rPr>
-          <w:t>代下29–30</w:t>
-        </w:r>
-      </w:hyperlink>
+      <w:r>
+        <w:rPr>
+          <w:lang w:val="zh_TW" w:bidi="zh_TW"/>
+        </w:rPr>
+        <w:t>代下29–30</w:t>
+      </w:r>
       <w:r>
         <w:rPr>
           <w:lang w:val="zh_TW" w:bidi="zh_TW"/>
@@ -5934,72 +4566,48 @@
         </w:rPr>
         <w:t>在希西家開始統治後，亞述人在撒縵以色五世及其後繼者撒珥根二世的領導下，攻陷了北國以色列。他們在公元前722年將北國的百姓驅逐並在其中安置外族人。當撒珥根二世在公元前705年去世時，他的兒子西拿基立繼位，並引發了廣泛的叛亂。希西家停止他父親亞哈斯所作的進貢（</w:t>
       </w:r>
-      <w:hyperlink r:id="rId200">
-        <w:r>
-          <w:rPr>
-            <w:lang w:val="zh_TW" w:bidi="zh_TW"/>
-          </w:rPr>
-          <w:rPr>
-            <w:color w:val="0000EE"/>
-            <w:u w:val="single"/>
-          </w:rPr>
-          <w:t>王下18:7</w:t>
-        </w:r>
-      </w:hyperlink>
+      <w:r>
+        <w:rPr>
+          <w:lang w:val="zh_TW" w:bidi="zh_TW"/>
+        </w:rPr>
+        <w:t>王下18:7</w:t>
+      </w:r>
       <w:r>
         <w:rPr>
           <w:lang w:val="zh_TW" w:bidi="zh_TW"/>
         </w:rPr>
         <w:t>、見</w:t>
       </w:r>
-      <w:hyperlink r:id="rId201">
-        <w:r>
-          <w:rPr>
-            <w:lang w:val="zh_TW" w:bidi="zh_TW"/>
-          </w:rPr>
-          <w:rPr>
-            <w:color w:val="0000EE"/>
-            <w:u w:val="single"/>
-          </w:rPr>
-          <w:t>16:7</w:t>
-        </w:r>
-      </w:hyperlink>
+      <w:r>
+        <w:rPr>
+          <w:lang w:val="zh_TW" w:bidi="zh_TW"/>
+        </w:rPr>
+        <w:t>16:7</w:t>
+      </w:r>
       <w:r>
         <w:rPr>
           <w:lang w:val="zh_TW" w:bidi="zh_TW"/>
         </w:rPr>
         <w:t>）。因此，在公元前701年，西拿基立入侵猶大。希西家試圖以大量貢品安撫亞述統治者，但未能成功。亞述軍隊威脅耶路撒冷，並嘲笑希西家對耶和華的信靠（</w:t>
       </w:r>
-      <w:hyperlink r:id="rId202">
-        <w:r>
-          <w:rPr>
-            <w:lang w:val="zh_TW" w:bidi="zh_TW"/>
-          </w:rPr>
-          <w:rPr>
-            <w:color w:val="0000EE"/>
-            <w:u w:val="single"/>
-          </w:rPr>
-          <w:t>王下18:17–35</w:t>
-        </w:r>
-      </w:hyperlink>
+      <w:r>
+        <w:rPr>
+          <w:lang w:val="zh_TW" w:bidi="zh_TW"/>
+        </w:rPr>
+        <w:t>王下18:17–35</w:t>
+      </w:r>
       <w:r>
         <w:rPr>
           <w:lang w:val="zh_TW" w:bidi="zh_TW"/>
         </w:rPr>
         <w:t>）。希西家以哀悼和禱告回應，耶和華透過先知以賽亞應許希西家，他的禱告已蒙垂聽，西拿基立將無法征服耶路撒冷（</w:t>
       </w:r>
-      <w:hyperlink r:id="rId203">
-        <w:r>
-          <w:rPr>
-            <w:lang w:val="zh_TW" w:bidi="zh_TW"/>
-          </w:rPr>
-          <w:rPr>
-            <w:color w:val="0000EE"/>
-            <w:u w:val="single"/>
-          </w:rPr>
-          <w:t>王下19:1–34</w:t>
-        </w:r>
-      </w:hyperlink>
+      <w:r>
+        <w:rPr>
+          <w:lang w:val="zh_TW" w:bidi="zh_TW"/>
+        </w:rPr>
+        <w:t>王下19:1–34</w:t>
+      </w:r>
       <w:r>
         <w:rPr>
           <w:lang w:val="zh_TW" w:bidi="zh_TW"/>
@@ -6020,18 +4628,12 @@
         </w:rPr>
         <w:t>在此期間，希西家病得很重（</w:t>
       </w:r>
-      <w:hyperlink r:id="rId204">
-        <w:r>
-          <w:rPr>
-            <w:lang w:val="zh_TW" w:bidi="zh_TW"/>
-          </w:rPr>
-          <w:rPr>
-            <w:color w:val="0000EE"/>
-            <w:u w:val="single"/>
-          </w:rPr>
-          <w:t>王下20:1–11</w:t>
-        </w:r>
-      </w:hyperlink>
+      <w:r>
+        <w:rPr>
+          <w:lang w:val="zh_TW" w:bidi="zh_TW"/>
+        </w:rPr>
+        <w:t>王下20:1–11</w:t>
+      </w:r>
       <w:r>
         <w:rPr>
           <w:lang w:val="zh_TW" w:bidi="zh_TW"/>
@@ -6050,18 +4652,12 @@
         </w:rPr>
         <w:t>到巴比倫（</w:t>
       </w:r>
-      <w:hyperlink r:id="rId205">
-        <w:r>
-          <w:rPr>
-            <w:lang w:val="zh_TW" w:bidi="zh_TW"/>
-          </w:rPr>
-          <w:rPr>
-            <w:color w:val="0000EE"/>
-            <w:u w:val="single"/>
-          </w:rPr>
-          <w:t>王下20:12–19</w:t>
-        </w:r>
-      </w:hyperlink>
+      <w:r>
+        <w:rPr>
+          <w:lang w:val="zh_TW" w:bidi="zh_TW"/>
+        </w:rPr>
+        <w:t>王下20:12–19</w:t>
+      </w:r>
       <w:r>
         <w:rPr>
           <w:lang w:val="zh_TW" w:bidi="zh_TW"/>
@@ -6105,54 +4701,36 @@
           <w:lang w:val="zh_TW" w:bidi="zh_TW"/>
         </w:rPr>
       </w:r>
-      <w:hyperlink r:id="rId206">
-        <w:r>
-          <w:rPr>
-            <w:lang w:val="zh_TW" w:bidi="zh_TW"/>
-          </w:rPr>
-          <w:rPr>
-            <w:color w:val="0000EE"/>
-            <w:u w:val="single"/>
-          </w:rPr>
-          <w:t>王下18:1–20:21</w:t>
-        </w:r>
-      </w:hyperlink>
+      <w:r>
+        <w:rPr>
+          <w:lang w:val="zh_TW" w:bidi="zh_TW"/>
+        </w:rPr>
+        <w:t>王下18:1–20:21</w:t>
+      </w:r>
       <w:r>
         <w:rPr>
           <w:lang w:val="zh_TW" w:bidi="zh_TW"/>
         </w:rPr>
         <w:t>；</w:t>
       </w:r>
-      <w:hyperlink r:id="rId207">
-        <w:r>
-          <w:rPr>
-            <w:lang w:val="zh_TW" w:bidi="zh_TW"/>
-          </w:rPr>
-          <w:rPr>
-            <w:color w:val="0000EE"/>
-            <w:u w:val="single"/>
-          </w:rPr>
-          <w:t>代下28:27–32:33</w:t>
-        </w:r>
-      </w:hyperlink>
+      <w:r>
+        <w:rPr>
+          <w:lang w:val="zh_TW" w:bidi="zh_TW"/>
+        </w:rPr>
+        <w:t>代下28:27–32:33</w:t>
+      </w:r>
       <w:r>
         <w:rPr>
           <w:lang w:val="zh_TW" w:bidi="zh_TW"/>
         </w:rPr>
         <w:t>；</w:t>
       </w:r>
-      <w:hyperlink r:id="rId208">
-        <w:r>
-          <w:rPr>
-            <w:lang w:val="zh_TW" w:bidi="zh_TW"/>
-          </w:rPr>
-          <w:rPr>
-            <w:color w:val="0000EE"/>
-            <w:u w:val="single"/>
-          </w:rPr>
-          <w:t>賽36:1–39:8</w:t>
-        </w:r>
-      </w:hyperlink>
+      <w:r>
+        <w:rPr>
+          <w:lang w:val="zh_TW" w:bidi="zh_TW"/>
+        </w:rPr>
+        <w:t>賽36:1–39:8</w:t>
+      </w:r>
       <w:r>
         <w:rPr>
           <w:lang w:val="zh_TW" w:bidi="zh_TW"/>
